--- a/assets/files/Alexander_Kosorukov_Resume.docx
+++ b/assets/files/Alexander_Kosorukov_Resume.docx
@@ -13,6 +13,8 @@
           <w:szCs w:val="40"/>
         </w:rPr>
       </w:pPr>
+      <w:bookmarkStart w:id="0" w:name="_GoBack"/>
+      <w:bookmarkEnd w:id="0"/>
       <w:r>
         <w:rPr>
           <w:rStyle w:val="normaltextrun1"/>
@@ -259,7 +261,7 @@
           <w:sz w:val="24"/>
           <w:szCs w:val="24"/>
         </w:rPr>
-        <w:t>Accomplished .Net/Web/Windows/WCF/MVP/MVC/</w:t>
+        <w:t>Accomplished .Net</w:t>
       </w:r>
       <w:r>
         <w:rPr>
@@ -268,7 +270,7 @@
           <w:sz w:val="24"/>
           <w:szCs w:val="24"/>
         </w:rPr>
-        <w:t>MVVM/</w:t>
+        <w:t xml:space="preserve"> Core</w:t>
       </w:r>
       <w:r>
         <w:rPr>
@@ -277,7 +279,43 @@
           <w:sz w:val="24"/>
           <w:szCs w:val="24"/>
         </w:rPr>
-        <w:t>C#/Angular/Typescript/JavaScript/AJAX developer with excellent commun</w:t>
+        <w:t>/Web/Windows</w:t>
+      </w:r>
+      <w:r>
+        <w:rPr>
+          <w:rFonts w:ascii="Arial Narrow" w:hAnsi="Arial Narrow" w:cstheme="minorHAnsi"/>
+          <w:b w:val="0"/>
+          <w:sz w:val="24"/>
+          <w:szCs w:val="24"/>
+        </w:rPr>
+        <w:t>/</w:t>
+      </w:r>
+      <w:r>
+        <w:rPr>
+          <w:rFonts w:ascii="Arial Narrow" w:hAnsi="Arial Narrow" w:cstheme="minorHAnsi"/>
+          <w:b w:val="0"/>
+          <w:sz w:val="24"/>
+          <w:szCs w:val="24"/>
+        </w:rPr>
+        <w:t>C#/Angular/Typescript/</w:t>
+      </w:r>
+      <w:r>
+        <w:rPr>
+          <w:rFonts w:ascii="Arial Narrow" w:hAnsi="Arial Narrow" w:cstheme="minorHAnsi"/>
+          <w:b w:val="0"/>
+          <w:sz w:val="24"/>
+          <w:szCs w:val="24"/>
+        </w:rPr>
+        <w:t>React/</w:t>
+      </w:r>
+      <w:r>
+        <w:rPr>
+          <w:rFonts w:ascii="Arial Narrow" w:hAnsi="Arial Narrow" w:cstheme="minorHAnsi"/>
+          <w:b w:val="0"/>
+          <w:sz w:val="24"/>
+          <w:szCs w:val="24"/>
+        </w:rPr>
+        <w:t>JavaScript/AJAX developer with excellent commun</w:t>
       </w:r>
       <w:r>
         <w:rPr>
@@ -721,6 +759,15 @@
       </w:r>
       <w:r>
         <w:rPr>
+          <w:rFonts w:ascii="Arial Narrow" w:hAnsi="Arial Narrow"/>
+          <w:b w:val="0"/>
+          <w:sz w:val="24"/>
+          <w:szCs w:val="24"/>
+        </w:rPr>
+        <w:t xml:space="preserve">React 19/18, </w:t>
+      </w:r>
+      <w:r>
+        <w:rPr>
           <w:rStyle w:val="normaltextrun1"/>
           <w:rFonts w:ascii="Arial Narrow" w:hAnsi="Arial Narrow" w:cstheme="minorHAnsi"/>
           <w:b w:val="0"/>
@@ -965,14 +1012,14 @@
     <w:tbl>
       <w:tblPr>
         <w:tblStyle w:val="TableGrid"/>
-        <w:tblW w:w="9720" w:type="dxa"/>
+        <w:tblW w:w="9923" w:type="dxa"/>
         <w:tblInd w:w="108" w:type="dxa"/>
         <w:tblLook w:val="04A0" w:firstRow="1" w:lastRow="0" w:firstColumn="1" w:lastColumn="0" w:noHBand="0" w:noVBand="1"/>
       </w:tblPr>
       <w:tblGrid>
         <w:gridCol w:w="3372"/>
         <w:gridCol w:w="3282"/>
-        <w:gridCol w:w="3066"/>
+        <w:gridCol w:w="3269"/>
       </w:tblGrid>
       <w:tr>
         <w:tc>
@@ -1222,7 +1269,7 @@
         </w:tc>
         <w:tc>
           <w:tcPr>
-            <w:tcW w:w="3066" w:type="dxa"/>
+            <w:tcW w:w="3269" w:type="dxa"/>
             <w:vAlign w:val="center"/>
           </w:tcPr>
           <w:p>
@@ -1374,49 +1421,31 @@
                 <w:sz w:val="24"/>
                 <w:szCs w:val="24"/>
               </w:rPr>
-              <w:t>Node.js (</w:t>
-            </w:r>
-            <w:r>
-              <w:rPr>
-                <w:rFonts w:ascii="Arial Narrow" w:hAnsi="Arial Narrow"/>
-                <w:b w:val="0"/>
-                <w:sz w:val="24"/>
-                <w:szCs w:val="24"/>
-              </w:rPr>
-              <w:t>10</w:t>
-            </w:r>
-            <w:r>
-              <w:rPr>
-                <w:rFonts w:ascii="Arial Narrow" w:hAnsi="Arial Narrow"/>
-                <w:b w:val="0"/>
-                <w:sz w:val="24"/>
-                <w:szCs w:val="24"/>
-              </w:rPr>
-              <w:t xml:space="preserve"> year</w:t>
-            </w:r>
-            <w:r>
-              <w:rPr>
-                <w:rFonts w:ascii="Arial Narrow" w:hAnsi="Arial Narrow"/>
-                <w:b w:val="0"/>
-                <w:sz w:val="24"/>
-                <w:szCs w:val="24"/>
-              </w:rPr>
-              <w:t>s</w:t>
-            </w:r>
-            <w:r>
-              <w:rPr>
-                <w:rFonts w:ascii="Arial Narrow" w:hAnsi="Arial Narrow"/>
-                <w:b w:val="0"/>
-                <w:sz w:val="24"/>
-                <w:szCs w:val="24"/>
-              </w:rPr>
-              <w:t>)</w:t>
+              <w:t xml:space="preserve">React </w:t>
+            </w:r>
+            <w:r>
+              <w:rPr>
+                <w:rFonts w:ascii="Arial Narrow" w:hAnsi="Arial Narrow"/>
+                <w:b w:val="0"/>
+                <w:sz w:val="24"/>
+                <w:szCs w:val="24"/>
+              </w:rPr>
+              <w:t>TS/JS</w:t>
+            </w:r>
+            <w:r>
+              <w:rPr>
+                <w:rFonts w:ascii="Arial Narrow" w:hAnsi="Arial Narrow"/>
+                <w:b w:val="0"/>
+                <w:sz w:val="24"/>
+                <w:szCs w:val="24"/>
+              </w:rPr>
+              <w:t xml:space="preserve"> (1 year)</w:t>
             </w:r>
           </w:p>
         </w:tc>
         <w:tc>
           <w:tcPr>
-            <w:tcW w:w="3066" w:type="dxa"/>
+            <w:tcW w:w="3269" w:type="dxa"/>
             <w:vAlign w:val="center"/>
           </w:tcPr>
           <w:p>
@@ -1440,41 +1469,45 @@
                 <w:szCs w:val="24"/>
               </w:rPr>
             </w:pPr>
-            <w:r>
-              <w:rPr>
-                <w:rFonts w:ascii="Arial Narrow" w:hAnsi="Arial Narrow"/>
-                <w:b w:val="0"/>
-                <w:sz w:val="24"/>
-                <w:szCs w:val="24"/>
-              </w:rPr>
-              <w:t>Typescript (</w:t>
-            </w:r>
-            <w:r>
-              <w:rPr>
-                <w:rFonts w:ascii="Arial Narrow" w:hAnsi="Arial Narrow"/>
-                <w:b w:val="0"/>
-                <w:sz w:val="24"/>
-                <w:szCs w:val="24"/>
-              </w:rPr>
-              <w:t>10</w:t>
-            </w:r>
-            <w:r>
-              <w:rPr>
-                <w:rFonts w:ascii="Arial Narrow" w:hAnsi="Arial Narrow"/>
-                <w:b w:val="0"/>
-                <w:sz w:val="24"/>
-                <w:szCs w:val="24"/>
-              </w:rPr>
-              <w:t xml:space="preserve"> years</w:t>
-            </w:r>
-            <w:r>
-              <w:rPr>
-                <w:rFonts w:ascii="Arial Narrow" w:hAnsi="Arial Narrow"/>
-                <w:b w:val="0"/>
-                <w:sz w:val="24"/>
-                <w:szCs w:val="24"/>
-              </w:rPr>
-              <w:t>)</w:t>
+            <w:proofErr w:type="spellStart"/>
+            <w:r>
+              <w:rPr>
+                <w:rFonts w:ascii="Arial Narrow" w:hAnsi="Arial Narrow" w:cstheme="minorHAnsi"/>
+                <w:b w:val="0"/>
+                <w:sz w:val="24"/>
+                <w:szCs w:val="24"/>
+              </w:rPr>
+              <w:t>Redux</w:t>
+            </w:r>
+            <w:proofErr w:type="spellEnd"/>
+            <w:r>
+              <w:rPr>
+                <w:rFonts w:ascii="Arial Narrow" w:hAnsi="Arial Narrow" w:cstheme="minorHAnsi"/>
+                <w:b w:val="0"/>
+                <w:sz w:val="24"/>
+                <w:szCs w:val="24"/>
+              </w:rPr>
+              <w:t xml:space="preserve"> Toolkit + TS template for </w:t>
+            </w:r>
+            <w:proofErr w:type="spellStart"/>
+            <w:r>
+              <w:rPr>
+                <w:rFonts w:ascii="Arial Narrow" w:hAnsi="Arial Narrow" w:cstheme="minorHAnsi"/>
+                <w:b w:val="0"/>
+                <w:sz w:val="24"/>
+                <w:szCs w:val="24"/>
+              </w:rPr>
+              <w:t>Vite</w:t>
+            </w:r>
+            <w:proofErr w:type="spellEnd"/>
+            <w:r>
+              <w:rPr>
+                <w:rFonts w:ascii="Arial Narrow" w:hAnsi="Arial Narrow" w:cstheme="minorHAnsi"/>
+                <w:b w:val="0"/>
+                <w:sz w:val="24"/>
+                <w:szCs w:val="24"/>
+              </w:rPr>
+              <w:t xml:space="preserve"> (1 year)</w:t>
             </w:r>
           </w:p>
         </w:tc>
@@ -1513,16 +1546,25 @@
                 <w:sz w:val="24"/>
                 <w:szCs w:val="24"/>
               </w:rPr>
-              <w:t>JavaScript (20</w:t>
-            </w:r>
-            <w:r>
-              <w:rPr>
-                <w:rFonts w:ascii="Arial Narrow" w:hAnsi="Arial Narrow"/>
-                <w:b w:val="0"/>
-                <w:sz w:val="24"/>
-                <w:szCs w:val="24"/>
-              </w:rPr>
-              <w:t xml:space="preserve"> years)</w:t>
+              <w:t>Typescript (</w:t>
+            </w:r>
+            <w:r>
+              <w:rPr>
+                <w:rFonts w:ascii="Arial Narrow" w:hAnsi="Arial Narrow"/>
+                <w:b w:val="0"/>
+                <w:sz w:val="24"/>
+                <w:szCs w:val="24"/>
+              </w:rPr>
+              <w:t>10 years</w:t>
+            </w:r>
+            <w:r>
+              <w:rPr>
+                <w:rFonts w:ascii="Arial Narrow" w:hAnsi="Arial Narrow"/>
+                <w:b w:val="0"/>
+                <w:sz w:val="24"/>
+                <w:szCs w:val="24"/>
+              </w:rPr>
+              <w:t>)</w:t>
             </w:r>
           </w:p>
         </w:tc>
@@ -1552,43 +1594,23 @@
                 <w:szCs w:val="24"/>
               </w:rPr>
             </w:pPr>
-            <w:proofErr w:type="spellStart"/>
-            <w:r>
-              <w:rPr>
-                <w:rFonts w:ascii="Arial Narrow" w:hAnsi="Arial Narrow"/>
-                <w:b w:val="0"/>
-                <w:sz w:val="24"/>
-                <w:szCs w:val="24"/>
-              </w:rPr>
-              <w:t>jQuery</w:t>
-            </w:r>
-            <w:proofErr w:type="spellEnd"/>
-            <w:r>
-              <w:rPr>
-                <w:rFonts w:ascii="Arial Narrow" w:hAnsi="Arial Narrow"/>
-                <w:b w:val="0"/>
-                <w:sz w:val="24"/>
-                <w:szCs w:val="24"/>
-              </w:rPr>
-              <w:t xml:space="preserve"> (</w:t>
-            </w:r>
-            <w:r>
-              <w:rPr>
-                <w:rFonts w:ascii="Arial Narrow" w:hAnsi="Arial Narrow"/>
-                <w:b w:val="0"/>
-                <w:sz w:val="24"/>
-                <w:szCs w:val="24"/>
-              </w:rPr>
-              <w:t>8</w:t>
-            </w:r>
-            <w:r>
-              <w:rPr>
-                <w:rFonts w:ascii="Arial Narrow" w:hAnsi="Arial Narrow"/>
-                <w:b w:val="0"/>
-                <w:sz w:val="24"/>
-                <w:szCs w:val="24"/>
-              </w:rPr>
-              <w:t xml:space="preserve"> years</w:t>
+            <w:r>
+              <w:rPr>
+                <w:rFonts w:ascii="Arial Narrow" w:hAnsi="Arial Narrow"/>
+                <w:b w:val="0"/>
+                <w:sz w:val="24"/>
+                <w:szCs w:val="24"/>
+              </w:rPr>
+              <w:t>Node.js (</w:t>
+            </w:r>
+            <w:r>
+              <w:rPr>
+                <w:rFonts w:ascii="Arial Narrow" w:hAnsi="Arial Narrow"/>
+                <w:b w:val="0"/>
+                <w:sz w:val="24"/>
+                <w:szCs w:val="24"/>
+              </w:rPr>
+              <w:t>10 years</w:t>
             </w:r>
             <w:r>
               <w:rPr>
@@ -1603,7 +1625,7 @@
         </w:tc>
         <w:tc>
           <w:tcPr>
-            <w:tcW w:w="3066" w:type="dxa"/>
+            <w:tcW w:w="3269" w:type="dxa"/>
             <w:vAlign w:val="center"/>
           </w:tcPr>
           <w:p>
@@ -1634,43 +1656,16 @@
                 <w:sz w:val="24"/>
                 <w:szCs w:val="24"/>
               </w:rPr>
-              <w:t>.NET Core 8 (</w:t>
-            </w:r>
-            <w:r>
-              <w:rPr>
-                <w:rFonts w:ascii="Arial Narrow" w:hAnsi="Arial Narrow"/>
-                <w:b w:val="0"/>
-                <w:sz w:val="24"/>
-                <w:szCs w:val="24"/>
-              </w:rPr>
-              <w:t>2</w:t>
-            </w:r>
-            <w:r>
-              <w:rPr>
-                <w:rFonts w:ascii="Arial Narrow" w:hAnsi="Arial Narrow"/>
-                <w:b w:val="0"/>
-                <w:sz w:val="24"/>
-                <w:szCs w:val="24"/>
-              </w:rPr>
-              <w:t xml:space="preserve"> year</w:t>
-            </w:r>
-            <w:r>
-              <w:rPr>
-                <w:rFonts w:ascii="Arial Narrow" w:hAnsi="Arial Narrow"/>
-                <w:b w:val="0"/>
-                <w:sz w:val="24"/>
-                <w:szCs w:val="24"/>
-              </w:rPr>
-              <w:t>s</w:t>
-            </w:r>
-            <w:r>
-              <w:rPr>
-                <w:rFonts w:ascii="Arial Narrow" w:hAnsi="Arial Narrow"/>
-                <w:b w:val="0"/>
-                <w:sz w:val="24"/>
-                <w:szCs w:val="24"/>
-              </w:rPr>
-              <w:t>)</w:t>
+              <w:t>JavaScript (20</w:t>
+            </w:r>
+            <w:r>
+              <w:rPr>
+                <w:rFonts w:ascii="Arial Narrow" w:hAnsi="Arial Narrow"/>
+                <w:b w:val="0"/>
+                <w:sz w:val="24"/>
+                <w:szCs w:val="24"/>
+              </w:rPr>
+              <w:t xml:space="preserve"> years)</w:t>
             </w:r>
           </w:p>
         </w:tc>
@@ -1710,7 +1705,7 @@
                 <w:sz w:val="24"/>
                 <w:szCs w:val="24"/>
               </w:rPr>
-              <w:t>RESTful</w:t>
+              <w:t>jQuery</w:t>
             </w:r>
             <w:proofErr w:type="spellEnd"/>
             <w:r>
@@ -1720,15 +1715,6 @@
                 <w:sz w:val="24"/>
                 <w:szCs w:val="24"/>
               </w:rPr>
-              <w:t xml:space="preserve"> service with ASP.NET Core</w:t>
-            </w:r>
-            <w:r>
-              <w:rPr>
-                <w:rFonts w:ascii="Arial Narrow" w:hAnsi="Arial Narrow"/>
-                <w:b w:val="0"/>
-                <w:sz w:val="24"/>
-                <w:szCs w:val="24"/>
-              </w:rPr>
               <w:t xml:space="preserve"> (</w:t>
             </w:r>
             <w:r>
@@ -1738,25 +1724,7 @@
                 <w:sz w:val="24"/>
                 <w:szCs w:val="24"/>
               </w:rPr>
-              <w:t>5</w:t>
-            </w:r>
-            <w:r>
-              <w:rPr>
-                <w:rFonts w:ascii="Arial Narrow" w:hAnsi="Arial Narrow"/>
-                <w:b w:val="0"/>
-                <w:sz w:val="24"/>
-                <w:szCs w:val="24"/>
-              </w:rPr>
-              <w:t xml:space="preserve"> year</w:t>
-            </w:r>
-            <w:r>
-              <w:rPr>
-                <w:rFonts w:ascii="Arial Narrow" w:hAnsi="Arial Narrow"/>
-                <w:b w:val="0"/>
-                <w:sz w:val="24"/>
-                <w:szCs w:val="24"/>
-              </w:rPr>
-              <w:t>s</w:t>
+              <w:t>8 years</w:t>
             </w:r>
             <w:r>
               <w:rPr>
@@ -1795,67 +1763,20 @@
                 <w:szCs w:val="24"/>
               </w:rPr>
             </w:pPr>
-            <w:proofErr w:type="spellStart"/>
-            <w:r>
-              <w:rPr>
-                <w:rFonts w:ascii="Arial Narrow" w:hAnsi="Arial Narrow"/>
-                <w:b w:val="0"/>
-                <w:sz w:val="24"/>
-                <w:szCs w:val="24"/>
-              </w:rPr>
-              <w:t>MongoDB</w:t>
-            </w:r>
-            <w:proofErr w:type="spellEnd"/>
-            <w:r>
-              <w:rPr>
-                <w:rFonts w:ascii="Arial Narrow" w:hAnsi="Arial Narrow"/>
-                <w:b w:val="0"/>
-                <w:sz w:val="24"/>
-                <w:szCs w:val="24"/>
-              </w:rPr>
-              <w:t xml:space="preserve"> (</w:t>
-            </w:r>
-            <w:r>
-              <w:rPr>
-                <w:rFonts w:ascii="Arial Narrow" w:hAnsi="Arial Narrow"/>
-                <w:b w:val="0"/>
-                <w:sz w:val="24"/>
-                <w:szCs w:val="24"/>
-              </w:rPr>
-              <w:t>3</w:t>
-            </w:r>
-            <w:r>
-              <w:rPr>
-                <w:rFonts w:ascii="Arial Narrow" w:hAnsi="Arial Narrow"/>
-                <w:b w:val="0"/>
-                <w:sz w:val="24"/>
-                <w:szCs w:val="24"/>
-              </w:rPr>
-              <w:t xml:space="preserve"> year</w:t>
-            </w:r>
-            <w:r>
-              <w:rPr>
-                <w:rFonts w:ascii="Arial Narrow" w:hAnsi="Arial Narrow"/>
-                <w:b w:val="0"/>
-                <w:sz w:val="24"/>
-                <w:szCs w:val="24"/>
-              </w:rPr>
-              <w:t>s</w:t>
-            </w:r>
-            <w:r>
-              <w:rPr>
-                <w:rFonts w:ascii="Arial Narrow" w:hAnsi="Arial Narrow"/>
-                <w:b w:val="0"/>
-                <w:sz w:val="24"/>
-                <w:szCs w:val="24"/>
-              </w:rPr>
-              <w:t>)</w:t>
+            <w:r>
+              <w:rPr>
+                <w:rFonts w:ascii="Arial Narrow" w:hAnsi="Arial Narrow"/>
+                <w:b w:val="0"/>
+                <w:sz w:val="24"/>
+                <w:szCs w:val="24"/>
+              </w:rPr>
+              <w:t>.NET Core 8 (2 years)</w:t>
             </w:r>
           </w:p>
         </w:tc>
         <w:tc>
           <w:tcPr>
-            <w:tcW w:w="3066" w:type="dxa"/>
+            <w:tcW w:w="3269" w:type="dxa"/>
             <w:vAlign w:val="center"/>
           </w:tcPr>
           <w:p>
@@ -1879,50 +1800,34 @@
                 <w:szCs w:val="24"/>
               </w:rPr>
             </w:pPr>
-            <w:r>
-              <w:rPr>
-                <w:rFonts w:ascii="Arial Narrow" w:hAnsi="Arial Narrow"/>
-                <w:b w:val="0"/>
-                <w:sz w:val="24"/>
-                <w:szCs w:val="24"/>
-              </w:rPr>
-              <w:t xml:space="preserve">Web API </w:t>
-            </w:r>
-            <w:r>
-              <w:rPr>
-                <w:rFonts w:ascii="Arial Narrow" w:hAnsi="Arial Narrow"/>
-                <w:b w:val="0"/>
-                <w:sz w:val="24"/>
-                <w:szCs w:val="24"/>
-              </w:rPr>
-              <w:t>(</w:t>
-            </w:r>
-            <w:r>
-              <w:rPr>
-                <w:rFonts w:ascii="Arial Narrow" w:hAnsi="Arial Narrow"/>
-                <w:b w:val="0"/>
-                <w:sz w:val="24"/>
-                <w:szCs w:val="24"/>
-              </w:rPr>
-              <w:t>10</w:t>
-            </w:r>
-            <w:r>
-              <w:rPr>
-                <w:rFonts w:ascii="Arial Narrow" w:hAnsi="Arial Narrow"/>
-                <w:b w:val="0"/>
-                <w:sz w:val="24"/>
-                <w:szCs w:val="24"/>
-              </w:rPr>
-              <w:t xml:space="preserve"> years</w:t>
-            </w:r>
-            <w:r>
-              <w:rPr>
-                <w:rFonts w:ascii="Arial Narrow" w:hAnsi="Arial Narrow"/>
-                <w:b w:val="0"/>
-                <w:sz w:val="24"/>
-                <w:szCs w:val="24"/>
-              </w:rPr>
-              <w:t>)</w:t>
+            <w:proofErr w:type="spellStart"/>
+            <w:r>
+              <w:rPr>
+                <w:rFonts w:ascii="Arial Narrow" w:hAnsi="Arial Narrow"/>
+                <w:b w:val="0"/>
+                <w:sz w:val="24"/>
+                <w:szCs w:val="24"/>
+              </w:rPr>
+              <w:t>RESTful</w:t>
+            </w:r>
+            <w:proofErr w:type="spellEnd"/>
+            <w:r>
+              <w:rPr>
+                <w:rFonts w:ascii="Arial Narrow" w:hAnsi="Arial Narrow"/>
+                <w:b w:val="0"/>
+                <w:sz w:val="24"/>
+                <w:szCs w:val="24"/>
+              </w:rPr>
+              <w:t xml:space="preserve"> service with ASP.NET Core</w:t>
+            </w:r>
+            <w:r>
+              <w:rPr>
+                <w:rFonts w:ascii="Arial Narrow" w:hAnsi="Arial Narrow"/>
+                <w:b w:val="0"/>
+                <w:sz w:val="24"/>
+                <w:szCs w:val="24"/>
+              </w:rPr>
+              <w:t xml:space="preserve"> (5 years)</w:t>
             </w:r>
           </w:p>
         </w:tc>
@@ -1954,23 +1859,25 @@
                 <w:szCs w:val="24"/>
               </w:rPr>
             </w:pPr>
-            <w:r>
-              <w:rPr>
-                <w:rFonts w:ascii="Arial Narrow" w:hAnsi="Arial Narrow"/>
-                <w:b w:val="0"/>
-                <w:sz w:val="24"/>
-                <w:szCs w:val="24"/>
-              </w:rPr>
-              <w:t>.NET Framework 4.8 – 2.0 (20</w:t>
-            </w:r>
-            <w:r>
-              <w:rPr>
-                <w:rFonts w:ascii="Arial Narrow" w:hAnsi="Arial Narrow"/>
-                <w:b w:val="0"/>
-                <w:sz w:val="24"/>
-                <w:szCs w:val="24"/>
-              </w:rPr>
-              <w:t xml:space="preserve"> years)</w:t>
+            <w:proofErr w:type="spellStart"/>
+            <w:r>
+              <w:rPr>
+                <w:rFonts w:ascii="Arial Narrow" w:hAnsi="Arial Narrow"/>
+                <w:b w:val="0"/>
+                <w:sz w:val="24"/>
+                <w:szCs w:val="24"/>
+              </w:rPr>
+              <w:t>MongoDB</w:t>
+            </w:r>
+            <w:proofErr w:type="spellEnd"/>
+            <w:r>
+              <w:rPr>
+                <w:rFonts w:ascii="Arial Narrow" w:hAnsi="Arial Narrow"/>
+                <w:b w:val="0"/>
+                <w:sz w:val="24"/>
+                <w:szCs w:val="24"/>
+              </w:rPr>
+              <w:t xml:space="preserve"> (3 years)</w:t>
             </w:r>
           </w:p>
         </w:tc>
@@ -2007,31 +1914,40 @@
                 <w:sz w:val="24"/>
                 <w:szCs w:val="24"/>
               </w:rPr>
-              <w:t>MS Visual Studio 2022 - 2005, (</w:t>
-            </w:r>
-            <w:r>
-              <w:rPr>
-                <w:rFonts w:ascii="Arial Narrow" w:hAnsi="Arial Narrow"/>
-                <w:b w:val="0"/>
-                <w:sz w:val="24"/>
-                <w:szCs w:val="24"/>
-              </w:rPr>
-              <w:t>20</w:t>
-            </w:r>
-            <w:r>
-              <w:rPr>
-                <w:rFonts w:ascii="Arial Narrow" w:hAnsi="Arial Narrow"/>
-                <w:b w:val="0"/>
-                <w:sz w:val="24"/>
-                <w:szCs w:val="24"/>
-              </w:rPr>
-              <w:t xml:space="preserve"> years)</w:t>
+              <w:t xml:space="preserve">Web API </w:t>
+            </w:r>
+            <w:r>
+              <w:rPr>
+                <w:rFonts w:ascii="Arial Narrow" w:hAnsi="Arial Narrow"/>
+                <w:b w:val="0"/>
+                <w:sz w:val="24"/>
+                <w:szCs w:val="24"/>
+              </w:rPr>
+              <w:t>(</w:t>
+            </w:r>
+            <w:r>
+              <w:rPr>
+                <w:rFonts w:ascii="Arial Narrow" w:hAnsi="Arial Narrow"/>
+                <w:b w:val="0"/>
+                <w:sz w:val="24"/>
+                <w:szCs w:val="24"/>
+              </w:rPr>
+              <w:t>10 years</w:t>
+            </w:r>
+            <w:r>
+              <w:rPr>
+                <w:rFonts w:ascii="Arial Narrow" w:hAnsi="Arial Narrow"/>
+                <w:b w:val="0"/>
+                <w:sz w:val="24"/>
+                <w:szCs w:val="24"/>
+              </w:rPr>
+              <w:t>)</w:t>
             </w:r>
           </w:p>
         </w:tc>
         <w:tc>
           <w:tcPr>
-            <w:tcW w:w="3066" w:type="dxa"/>
+            <w:tcW w:w="3269" w:type="dxa"/>
             <w:vAlign w:val="center"/>
           </w:tcPr>
           <w:p>
@@ -2062,16 +1978,7 @@
                 <w:sz w:val="24"/>
                 <w:szCs w:val="24"/>
               </w:rPr>
-              <w:t>C# (</w:t>
-            </w:r>
-            <w:r>
-              <w:rPr>
-                <w:rFonts w:ascii="Arial Narrow" w:hAnsi="Arial Narrow"/>
-                <w:b w:val="0"/>
-                <w:sz w:val="24"/>
-                <w:szCs w:val="24"/>
-              </w:rPr>
-              <w:t>20</w:t>
+              <w:t>.NET Framework 4.8 – 2.0 (20</w:t>
             </w:r>
             <w:r>
               <w:rPr>
@@ -2119,43 +2026,25 @@
                 <w:sz w:val="24"/>
                 <w:szCs w:val="24"/>
               </w:rPr>
-              <w:t>REST API</w:t>
-            </w:r>
-            <w:r>
-              <w:rPr>
-                <w:rFonts w:ascii="Arial Narrow" w:hAnsi="Arial Narrow"/>
-                <w:b w:val="0"/>
-                <w:sz w:val="24"/>
-                <w:szCs w:val="24"/>
-              </w:rPr>
-              <w:t xml:space="preserve"> (</w:t>
-            </w:r>
-            <w:r>
-              <w:rPr>
-                <w:rFonts w:ascii="Arial Narrow" w:hAnsi="Arial Narrow"/>
-                <w:b w:val="0"/>
-                <w:sz w:val="24"/>
-                <w:szCs w:val="24"/>
-              </w:rPr>
-              <w:t>10</w:t>
-            </w:r>
-            <w:r>
-              <w:rPr>
-                <w:rFonts w:ascii="Arial Narrow" w:hAnsi="Arial Narrow"/>
-                <w:b w:val="0"/>
-                <w:sz w:val="24"/>
-                <w:szCs w:val="24"/>
-              </w:rPr>
-              <w:t xml:space="preserve"> years</w:t>
-            </w:r>
-            <w:r>
-              <w:rPr>
-                <w:rFonts w:ascii="Arial Narrow" w:hAnsi="Arial Narrow"/>
-                <w:b w:val="0"/>
-                <w:sz w:val="24"/>
-                <w:szCs w:val="24"/>
-              </w:rPr>
-              <w:t>)</w:t>
+              <w:t>MS Visual Studio 2022 - 2005, (</w:t>
+            </w:r>
+            <w:r>
+              <w:rPr>
+                <w:rFonts w:ascii="Arial Narrow" w:hAnsi="Arial Narrow"/>
+                <w:b w:val="0"/>
+                <w:sz w:val="24"/>
+                <w:szCs w:val="24"/>
+              </w:rPr>
+              <w:t>20</w:t>
+            </w:r>
+            <w:r>
+              <w:rPr>
+                <w:rFonts w:ascii="Arial Narrow" w:hAnsi="Arial Narrow"/>
+                <w:b w:val="0"/>
+                <w:sz w:val="24"/>
+                <w:szCs w:val="24"/>
+              </w:rPr>
+              <w:t xml:space="preserve"> years)</w:t>
             </w:r>
           </w:p>
         </w:tc>
@@ -2192,49 +2081,31 @@
                 <w:sz w:val="24"/>
                 <w:szCs w:val="24"/>
               </w:rPr>
-              <w:t xml:space="preserve">WCF </w:t>
-            </w:r>
-            <w:r>
-              <w:rPr>
-                <w:rFonts w:ascii="Arial Narrow" w:hAnsi="Arial Narrow"/>
-                <w:b w:val="0"/>
-                <w:sz w:val="24"/>
-                <w:szCs w:val="24"/>
-              </w:rPr>
-              <w:t>(</w:t>
-            </w:r>
-            <w:r>
-              <w:rPr>
-                <w:rFonts w:ascii="Arial Narrow" w:hAnsi="Arial Narrow"/>
-                <w:b w:val="0"/>
-                <w:sz w:val="24"/>
-                <w:szCs w:val="24"/>
-              </w:rPr>
-              <w:t>10</w:t>
-            </w:r>
-            <w:r>
-              <w:rPr>
-                <w:rFonts w:ascii="Arial Narrow" w:hAnsi="Arial Narrow"/>
-                <w:b w:val="0"/>
-                <w:sz w:val="24"/>
-                <w:szCs w:val="24"/>
-              </w:rPr>
-              <w:t xml:space="preserve"> years</w:t>
-            </w:r>
-            <w:r>
-              <w:rPr>
-                <w:rFonts w:ascii="Arial Narrow" w:hAnsi="Arial Narrow"/>
-                <w:b w:val="0"/>
-                <w:sz w:val="24"/>
-                <w:szCs w:val="24"/>
-              </w:rPr>
-              <w:t>)</w:t>
+              <w:t>C# (</w:t>
+            </w:r>
+            <w:r>
+              <w:rPr>
+                <w:rFonts w:ascii="Arial Narrow" w:hAnsi="Arial Narrow"/>
+                <w:b w:val="0"/>
+                <w:sz w:val="24"/>
+                <w:szCs w:val="24"/>
+              </w:rPr>
+              <w:t>20</w:t>
+            </w:r>
+            <w:r>
+              <w:rPr>
+                <w:rFonts w:ascii="Arial Narrow" w:hAnsi="Arial Narrow"/>
+                <w:b w:val="0"/>
+                <w:sz w:val="24"/>
+                <w:szCs w:val="24"/>
+              </w:rPr>
+              <w:t xml:space="preserve"> years)</w:t>
             </w:r>
           </w:p>
         </w:tc>
         <w:tc>
           <w:tcPr>
-            <w:tcW w:w="3066" w:type="dxa"/>
+            <w:tcW w:w="3269" w:type="dxa"/>
             <w:vAlign w:val="center"/>
           </w:tcPr>
           <w:p>
@@ -2265,34 +2136,16 @@
                 <w:sz w:val="24"/>
                 <w:szCs w:val="24"/>
               </w:rPr>
-              <w:t>Windows services (</w:t>
-            </w:r>
-            <w:r>
-              <w:rPr>
-                <w:rFonts w:ascii="Arial Narrow" w:hAnsi="Arial Narrow"/>
-                <w:b w:val="0"/>
-                <w:sz w:val="24"/>
-                <w:szCs w:val="24"/>
-              </w:rPr>
-              <w:t>10</w:t>
-            </w:r>
-            <w:r>
-              <w:rPr>
-                <w:rFonts w:ascii="Arial Narrow" w:hAnsi="Arial Narrow"/>
-                <w:b w:val="0"/>
-                <w:sz w:val="24"/>
-                <w:szCs w:val="24"/>
-              </w:rPr>
-              <w:t xml:space="preserve"> years</w:t>
-            </w:r>
-            <w:r>
-              <w:rPr>
-                <w:rFonts w:ascii="Arial Narrow" w:hAnsi="Arial Narrow"/>
-                <w:b w:val="0"/>
-                <w:sz w:val="24"/>
-                <w:szCs w:val="24"/>
-              </w:rPr>
-              <w:t>)</w:t>
+              <w:t>REST API</w:t>
+            </w:r>
+            <w:r>
+              <w:rPr>
+                <w:rFonts w:ascii="Arial Narrow" w:hAnsi="Arial Narrow"/>
+                <w:b w:val="0"/>
+                <w:sz w:val="24"/>
+                <w:szCs w:val="24"/>
+              </w:rPr>
+              <w:t xml:space="preserve"> (10 years)</w:t>
             </w:r>
           </w:p>
         </w:tc>
@@ -2324,43 +2177,32 @@
                 <w:szCs w:val="24"/>
               </w:rPr>
             </w:pPr>
-            <w:proofErr w:type="spellStart"/>
-            <w:r>
-              <w:rPr>
-                <w:rFonts w:ascii="Arial Narrow" w:hAnsi="Arial Narrow"/>
-                <w:b w:val="0"/>
-                <w:sz w:val="24"/>
-                <w:szCs w:val="24"/>
-              </w:rPr>
-              <w:t>SignalR</w:t>
-            </w:r>
-            <w:proofErr w:type="spellEnd"/>
-            <w:r>
-              <w:rPr>
-                <w:rFonts w:ascii="Arial Narrow" w:hAnsi="Arial Narrow"/>
-                <w:b w:val="0"/>
-                <w:sz w:val="24"/>
-                <w:szCs w:val="24"/>
-              </w:rPr>
-              <w:t xml:space="preserve"> 2.0 (3</w:t>
-            </w:r>
-            <w:r>
-              <w:rPr>
-                <w:rFonts w:ascii="Arial Narrow" w:hAnsi="Arial Narrow"/>
-                <w:b w:val="0"/>
-                <w:sz w:val="24"/>
-                <w:szCs w:val="24"/>
-              </w:rPr>
-              <w:t xml:space="preserve"> year</w:t>
-            </w:r>
-            <w:r>
-              <w:rPr>
-                <w:rFonts w:ascii="Arial Narrow" w:hAnsi="Arial Narrow"/>
-                <w:b w:val="0"/>
-                <w:sz w:val="24"/>
-                <w:szCs w:val="24"/>
-              </w:rPr>
-              <w:t>s</w:t>
+            <w:r>
+              <w:rPr>
+                <w:rFonts w:ascii="Arial Narrow" w:hAnsi="Arial Narrow"/>
+                <w:b w:val="0"/>
+                <w:sz w:val="24"/>
+                <w:szCs w:val="24"/>
+              </w:rPr>
+              <w:t xml:space="preserve">WCF </w:t>
+            </w:r>
+            <w:r>
+              <w:rPr>
+                <w:rFonts w:ascii="Arial Narrow" w:hAnsi="Arial Narrow"/>
+                <w:b w:val="0"/>
+                <w:sz w:val="24"/>
+                <w:szCs w:val="24"/>
+              </w:rPr>
+              <w:t>(</w:t>
+            </w:r>
+            <w:r>
+              <w:rPr>
+                <w:rFonts w:ascii="Arial Narrow" w:hAnsi="Arial Narrow"/>
+                <w:b w:val="0"/>
+                <w:sz w:val="24"/>
+                <w:szCs w:val="24"/>
+              </w:rPr>
+              <w:t>10 years</w:t>
             </w:r>
             <w:r>
               <w:rPr>
@@ -2406,25 +2248,16 @@
                 <w:sz w:val="24"/>
                 <w:szCs w:val="24"/>
               </w:rPr>
-              <w:t>MVVM (</w:t>
-            </w:r>
-            <w:r>
-              <w:rPr>
-                <w:rFonts w:ascii="Arial Narrow" w:hAnsi="Arial Narrow"/>
-                <w:b w:val="0"/>
-                <w:sz w:val="24"/>
-                <w:szCs w:val="24"/>
-              </w:rPr>
-              <w:t>10</w:t>
-            </w:r>
-            <w:r>
-              <w:rPr>
-                <w:rFonts w:ascii="Arial Narrow" w:hAnsi="Arial Narrow"/>
-                <w:b w:val="0"/>
-                <w:sz w:val="24"/>
-                <w:szCs w:val="24"/>
-              </w:rPr>
-              <w:t xml:space="preserve"> years</w:t>
+              <w:t>Windows services (</w:t>
+            </w:r>
+            <w:r>
+              <w:rPr>
+                <w:rFonts w:ascii="Arial Narrow" w:hAnsi="Arial Narrow"/>
+                <w:b w:val="0"/>
+                <w:sz w:val="24"/>
+                <w:szCs w:val="24"/>
+              </w:rPr>
+              <w:t>10 years</w:t>
             </w:r>
             <w:r>
               <w:rPr>
@@ -2439,7 +2272,7 @@
         </w:tc>
         <w:tc>
           <w:tcPr>
-            <w:tcW w:w="3066" w:type="dxa"/>
+            <w:tcW w:w="3269" w:type="dxa"/>
             <w:vAlign w:val="center"/>
           </w:tcPr>
           <w:p>
@@ -2463,32 +2296,43 @@
                 <w:szCs w:val="24"/>
               </w:rPr>
             </w:pPr>
-            <w:r>
-              <w:rPr>
-                <w:rFonts w:ascii="Arial Narrow" w:hAnsi="Arial Narrow"/>
-                <w:b w:val="0"/>
-                <w:sz w:val="24"/>
-                <w:szCs w:val="24"/>
-              </w:rPr>
-              <w:t>MVC (</w:t>
-            </w:r>
-            <w:r>
-              <w:rPr>
-                <w:rFonts w:ascii="Arial Narrow" w:hAnsi="Arial Narrow"/>
-                <w:b w:val="0"/>
-                <w:sz w:val="24"/>
-                <w:szCs w:val="24"/>
-              </w:rPr>
-              <w:t>10</w:t>
-            </w:r>
-            <w:r>
-              <w:rPr>
-                <w:rFonts w:ascii="Arial Narrow" w:hAnsi="Arial Narrow"/>
-                <w:b w:val="0"/>
-                <w:sz w:val="24"/>
-                <w:szCs w:val="24"/>
-              </w:rPr>
-              <w:t xml:space="preserve"> years</w:t>
+            <w:proofErr w:type="spellStart"/>
+            <w:r>
+              <w:rPr>
+                <w:rFonts w:ascii="Arial Narrow" w:hAnsi="Arial Narrow"/>
+                <w:b w:val="0"/>
+                <w:sz w:val="24"/>
+                <w:szCs w:val="24"/>
+              </w:rPr>
+              <w:t>SignalR</w:t>
+            </w:r>
+            <w:proofErr w:type="spellEnd"/>
+            <w:r>
+              <w:rPr>
+                <w:rFonts w:ascii="Arial Narrow" w:hAnsi="Arial Narrow"/>
+                <w:b w:val="0"/>
+                <w:sz w:val="24"/>
+                <w:szCs w:val="24"/>
+              </w:rPr>
+              <w:t xml:space="preserve"> 2.0 (3</w:t>
+            </w:r>
+            <w:r>
+              <w:rPr>
+                <w:rFonts w:ascii="Arial Narrow" w:hAnsi="Arial Narrow"/>
+                <w:b w:val="0"/>
+                <w:sz w:val="24"/>
+                <w:szCs w:val="24"/>
+              </w:rPr>
+              <w:t xml:space="preserve"> year</w:t>
+            </w:r>
+            <w:r>
+              <w:rPr>
+                <w:rFonts w:ascii="Arial Narrow" w:hAnsi="Arial Narrow"/>
+                <w:b w:val="0"/>
+                <w:sz w:val="24"/>
+                <w:szCs w:val="24"/>
+              </w:rPr>
+              <w:t>s</w:t>
             </w:r>
             <w:r>
               <w:rPr>
@@ -2536,7 +2380,7 @@
                 <w:sz w:val="24"/>
                 <w:szCs w:val="24"/>
               </w:rPr>
-              <w:t>MVP (1 year)</w:t>
+              <w:t>MVVM (10 years)</w:t>
             </w:r>
           </w:p>
         </w:tc>
@@ -2573,13 +2417,31 @@
                 <w:sz w:val="24"/>
                 <w:szCs w:val="24"/>
               </w:rPr>
-              <w:t>AJAX (10 years)</w:t>
+              <w:t>MVC (</w:t>
+            </w:r>
+            <w:r>
+              <w:rPr>
+                <w:rFonts w:ascii="Arial Narrow" w:hAnsi="Arial Narrow"/>
+                <w:b w:val="0"/>
+                <w:sz w:val="24"/>
+                <w:szCs w:val="24"/>
+              </w:rPr>
+              <w:t>10 years</w:t>
+            </w:r>
+            <w:r>
+              <w:rPr>
+                <w:rFonts w:ascii="Arial Narrow" w:hAnsi="Arial Narrow"/>
+                <w:b w:val="0"/>
+                <w:sz w:val="24"/>
+                <w:szCs w:val="24"/>
+              </w:rPr>
+              <w:t>)</w:t>
             </w:r>
           </w:p>
         </w:tc>
         <w:tc>
           <w:tcPr>
-            <w:tcW w:w="3066" w:type="dxa"/>
+            <w:tcW w:w="3269" w:type="dxa"/>
             <w:vAlign w:val="center"/>
           </w:tcPr>
           <w:p>
@@ -2610,25 +2472,7 @@
                 <w:sz w:val="24"/>
                 <w:szCs w:val="24"/>
               </w:rPr>
-              <w:t>SQL (</w:t>
-            </w:r>
-            <w:r>
-              <w:rPr>
-                <w:rFonts w:ascii="Arial Narrow" w:hAnsi="Arial Narrow"/>
-                <w:b w:val="0"/>
-                <w:sz w:val="24"/>
-                <w:szCs w:val="24"/>
-              </w:rPr>
-              <w:t>20</w:t>
-            </w:r>
-            <w:r>
-              <w:rPr>
-                <w:rFonts w:ascii="Arial Narrow" w:hAnsi="Arial Narrow"/>
-                <w:b w:val="0"/>
-                <w:sz w:val="24"/>
-                <w:szCs w:val="24"/>
-              </w:rPr>
-              <w:t xml:space="preserve"> years)</w:t>
+              <w:t>MVP (1 year)</w:t>
             </w:r>
           </w:p>
         </w:tc>
@@ -2668,34 +2512,7 @@
                 <w:szCs w:val="24"/>
               </w:rPr>
               <w:lastRenderedPageBreak/>
-              <w:t>T-SQL (</w:t>
-            </w:r>
-            <w:r>
-              <w:rPr>
-                <w:rFonts w:ascii="Arial Narrow" w:hAnsi="Arial Narrow"/>
-                <w:b w:val="0"/>
-                <w:sz w:val="24"/>
-                <w:szCs w:val="24"/>
-              </w:rPr>
-              <w:t>8</w:t>
-            </w:r>
-            <w:r>
-              <w:rPr>
-                <w:rFonts w:ascii="Arial Narrow" w:hAnsi="Arial Narrow"/>
-                <w:b w:val="0"/>
-                <w:sz w:val="24"/>
-                <w:szCs w:val="24"/>
-              </w:rPr>
-              <w:t xml:space="preserve"> years</w:t>
-            </w:r>
-            <w:r>
-              <w:rPr>
-                <w:rFonts w:ascii="Arial Narrow" w:hAnsi="Arial Narrow"/>
-                <w:b w:val="0"/>
-                <w:sz w:val="24"/>
-                <w:szCs w:val="24"/>
-              </w:rPr>
-              <w:t>)</w:t>
+              <w:t>AJAX (10 years)</w:t>
             </w:r>
           </w:p>
         </w:tc>
@@ -2732,7 +2549,16 @@
                 <w:sz w:val="24"/>
                 <w:szCs w:val="24"/>
               </w:rPr>
-              <w:t>LINQ to SQL (6</w:t>
+              <w:t>SQL (</w:t>
+            </w:r>
+            <w:r>
+              <w:rPr>
+                <w:rFonts w:ascii="Arial Narrow" w:hAnsi="Arial Narrow"/>
+                <w:b w:val="0"/>
+                <w:sz w:val="24"/>
+                <w:szCs w:val="24"/>
+              </w:rPr>
+              <w:t>20</w:t>
             </w:r>
             <w:r>
               <w:rPr>
@@ -2747,7 +2573,7 @@
         </w:tc>
         <w:tc>
           <w:tcPr>
-            <w:tcW w:w="3066" w:type="dxa"/>
+            <w:tcW w:w="3269" w:type="dxa"/>
             <w:vAlign w:val="center"/>
           </w:tcPr>
           <w:p>
@@ -2778,25 +2604,7 @@
                 <w:sz w:val="24"/>
                 <w:szCs w:val="24"/>
               </w:rPr>
-              <w:t>LINQ to Entities (</w:t>
-            </w:r>
-            <w:r>
-              <w:rPr>
-                <w:rFonts w:ascii="Arial Narrow" w:hAnsi="Arial Narrow"/>
-                <w:b w:val="0"/>
-                <w:sz w:val="24"/>
-                <w:szCs w:val="24"/>
-              </w:rPr>
-              <w:t>6</w:t>
-            </w:r>
-            <w:r>
-              <w:rPr>
-                <w:rFonts w:ascii="Arial Narrow" w:hAnsi="Arial Narrow"/>
-                <w:b w:val="0"/>
-                <w:sz w:val="24"/>
-                <w:szCs w:val="24"/>
-              </w:rPr>
-              <w:t xml:space="preserve"> years)</w:t>
+              <w:t>T-SQL (8 years)</w:t>
             </w:r>
           </w:p>
         </w:tc>
@@ -2835,7 +2643,16 @@
                 <w:sz w:val="24"/>
                 <w:szCs w:val="24"/>
               </w:rPr>
-              <w:t>Oracle (4 years)</w:t>
+              <w:t>LINQ to SQL (6</w:t>
+            </w:r>
+            <w:r>
+              <w:rPr>
+                <w:rFonts w:ascii="Arial Narrow" w:hAnsi="Arial Narrow"/>
+                <w:b w:val="0"/>
+                <w:sz w:val="24"/>
+                <w:szCs w:val="24"/>
+              </w:rPr>
+              <w:t xml:space="preserve"> years)</w:t>
             </w:r>
           </w:p>
         </w:tc>
@@ -2865,35 +2682,38 @@
                 <w:szCs w:val="24"/>
               </w:rPr>
             </w:pPr>
-            <w:proofErr w:type="spellStart"/>
-            <w:r>
-              <w:rPr>
-                <w:rFonts w:ascii="Arial Narrow" w:hAnsi="Arial Narrow" w:cs="Arial"/>
-                <w:b w:val="0"/>
-                <w:color w:val="222222"/>
-                <w:sz w:val="24"/>
-                <w:szCs w:val="24"/>
-                <w:shd w:val="clear" w:color="auto" w:fill="FFFFFF"/>
-              </w:rPr>
-              <w:t>PostgreSQL</w:t>
-            </w:r>
-            <w:proofErr w:type="spellEnd"/>
-            <w:r>
-              <w:rPr>
-                <w:rFonts w:ascii="Arial Narrow" w:hAnsi="Arial Narrow" w:cs="Arial"/>
-                <w:b w:val="0"/>
-                <w:color w:val="222222"/>
-                <w:sz w:val="24"/>
-                <w:szCs w:val="24"/>
-                <w:shd w:val="clear" w:color="auto" w:fill="FFFFFF"/>
-              </w:rPr>
-              <w:t xml:space="preserve"> (8 years)</w:t>
+            <w:r>
+              <w:rPr>
+                <w:rFonts w:ascii="Arial Narrow" w:hAnsi="Arial Narrow"/>
+                <w:b w:val="0"/>
+                <w:sz w:val="24"/>
+                <w:szCs w:val="24"/>
+              </w:rPr>
+              <w:t>LINQ to Entities (</w:t>
+            </w:r>
+            <w:r>
+              <w:rPr>
+                <w:rFonts w:ascii="Arial Narrow" w:hAnsi="Arial Narrow"/>
+                <w:b w:val="0"/>
+                <w:sz w:val="24"/>
+                <w:szCs w:val="24"/>
+              </w:rPr>
+              <w:t>6</w:t>
+            </w:r>
+            <w:r>
+              <w:rPr>
+                <w:rFonts w:ascii="Arial Narrow" w:hAnsi="Arial Narrow"/>
+                <w:b w:val="0"/>
+                <w:sz w:val="24"/>
+                <w:szCs w:val="24"/>
+              </w:rPr>
+              <w:t xml:space="preserve"> years)</w:t>
             </w:r>
           </w:p>
         </w:tc>
         <w:tc>
           <w:tcPr>
-            <w:tcW w:w="3066" w:type="dxa"/>
+            <w:tcW w:w="3269" w:type="dxa"/>
             <w:vAlign w:val="center"/>
           </w:tcPr>
           <w:p>
@@ -2924,25 +2744,7 @@
                 <w:sz w:val="24"/>
                 <w:szCs w:val="24"/>
               </w:rPr>
-              <w:t>DHTML/HTML5 (</w:t>
-            </w:r>
-            <w:r>
-              <w:rPr>
-                <w:rFonts w:ascii="Arial Narrow" w:hAnsi="Arial Narrow"/>
-                <w:b w:val="0"/>
-                <w:sz w:val="24"/>
-                <w:szCs w:val="24"/>
-              </w:rPr>
-              <w:t>20</w:t>
-            </w:r>
-            <w:r>
-              <w:rPr>
-                <w:rFonts w:ascii="Arial Narrow" w:hAnsi="Arial Narrow"/>
-                <w:b w:val="0"/>
-                <w:sz w:val="24"/>
-                <w:szCs w:val="24"/>
-              </w:rPr>
-              <w:t xml:space="preserve"> years)</w:t>
+              <w:t>Oracle (4 years)</w:t>
             </w:r>
           </w:p>
         </w:tc>
@@ -2974,32 +2776,29 @@
                 <w:szCs w:val="24"/>
               </w:rPr>
             </w:pPr>
-            <w:r>
-              <w:rPr>
-                <w:rFonts w:ascii="Arial Narrow" w:hAnsi="Arial Narrow"/>
-                <w:b w:val="0"/>
-                <w:sz w:val="24"/>
-                <w:szCs w:val="24"/>
-              </w:rPr>
-              <w:t>XML (</w:t>
-            </w:r>
-            <w:r>
-              <w:rPr>
-                <w:rFonts w:ascii="Arial Narrow" w:hAnsi="Arial Narrow"/>
-                <w:b w:val="0"/>
-                <w:sz w:val="24"/>
-                <w:szCs w:val="24"/>
-              </w:rPr>
-              <w:t>20</w:t>
-            </w:r>
-            <w:r>
-              <w:rPr>
-                <w:rFonts w:ascii="Arial Narrow" w:hAnsi="Arial Narrow"/>
-                <w:b w:val="0"/>
-                <w:sz w:val="24"/>
-                <w:szCs w:val="24"/>
-              </w:rPr>
-              <w:t xml:space="preserve"> years)</w:t>
+            <w:proofErr w:type="spellStart"/>
+            <w:r>
+              <w:rPr>
+                <w:rFonts w:ascii="Arial Narrow" w:hAnsi="Arial Narrow" w:cs="Arial"/>
+                <w:b w:val="0"/>
+                <w:color w:val="222222"/>
+                <w:sz w:val="24"/>
+                <w:szCs w:val="24"/>
+                <w:shd w:val="clear" w:color="auto" w:fill="FFFFFF"/>
+              </w:rPr>
+              <w:t>PostgreSQL</w:t>
+            </w:r>
+            <w:proofErr w:type="spellEnd"/>
+            <w:r>
+              <w:rPr>
+                <w:rFonts w:ascii="Arial Narrow" w:hAnsi="Arial Narrow" w:cs="Arial"/>
+                <w:b w:val="0"/>
+                <w:color w:val="222222"/>
+                <w:sz w:val="24"/>
+                <w:szCs w:val="24"/>
+                <w:shd w:val="clear" w:color="auto" w:fill="FFFFFF"/>
+              </w:rPr>
+              <w:t xml:space="preserve"> (8 years)</w:t>
             </w:r>
           </w:p>
         </w:tc>
@@ -3036,22 +2835,31 @@
                 <w:sz w:val="24"/>
                 <w:szCs w:val="24"/>
               </w:rPr>
-              <w:t>Tailwind CSS</w:t>
-            </w:r>
-            <w:r>
-              <w:rPr>
-                <w:rFonts w:ascii="Arial Narrow" w:hAnsi="Arial Narrow"/>
-                <w:b w:val="0"/>
-                <w:sz w:val="24"/>
-                <w:szCs w:val="24"/>
-              </w:rPr>
-              <w:t xml:space="preserve"> (1 year)</w:t>
+              <w:t>DHTML/HTML5 (</w:t>
+            </w:r>
+            <w:r>
+              <w:rPr>
+                <w:rFonts w:ascii="Arial Narrow" w:hAnsi="Arial Narrow"/>
+                <w:b w:val="0"/>
+                <w:sz w:val="24"/>
+                <w:szCs w:val="24"/>
+              </w:rPr>
+              <w:t>20</w:t>
+            </w:r>
+            <w:r>
+              <w:rPr>
+                <w:rFonts w:ascii="Arial Narrow" w:hAnsi="Arial Narrow"/>
+                <w:b w:val="0"/>
+                <w:sz w:val="24"/>
+                <w:szCs w:val="24"/>
+              </w:rPr>
+              <w:t xml:space="preserve"> years)</w:t>
             </w:r>
           </w:p>
         </w:tc>
         <w:tc>
           <w:tcPr>
-            <w:tcW w:w="3066" w:type="dxa"/>
+            <w:tcW w:w="3269" w:type="dxa"/>
             <w:vAlign w:val="center"/>
           </w:tcPr>
           <w:p>
@@ -3082,7 +2890,7 @@
                 <w:sz w:val="24"/>
                 <w:szCs w:val="24"/>
               </w:rPr>
-              <w:t>CSS (</w:t>
+              <w:t>XML (</w:t>
             </w:r>
             <w:r>
               <w:rPr>
@@ -3139,7 +2947,7 @@
                 <w:sz w:val="24"/>
                 <w:szCs w:val="24"/>
               </w:rPr>
-              <w:t>SCSS (10 years)</w:t>
+              <w:t>Tailwind CSS (1 year)</w:t>
             </w:r>
           </w:p>
         </w:tc>
@@ -3176,25 +2984,7 @@
                 <w:sz w:val="24"/>
                 <w:szCs w:val="24"/>
               </w:rPr>
-              <w:t>ASP</w:t>
-            </w:r>
-            <w:r>
-              <w:rPr>
-                <w:rFonts w:ascii="Arial Narrow" w:hAnsi="Arial Narrow"/>
-                <w:b w:val="0"/>
-                <w:sz w:val="24"/>
-                <w:szCs w:val="24"/>
-              </w:rPr>
-              <w:t>.NET</w:t>
-            </w:r>
-            <w:r>
-              <w:rPr>
-                <w:rFonts w:ascii="Arial Narrow" w:hAnsi="Arial Narrow"/>
-                <w:b w:val="0"/>
-                <w:sz w:val="24"/>
-                <w:szCs w:val="24"/>
-              </w:rPr>
-              <w:t xml:space="preserve"> (</w:t>
+              <w:t>CSS (</w:t>
             </w:r>
             <w:r>
               <w:rPr>
@@ -3218,7 +3008,7 @@
         </w:tc>
         <w:tc>
           <w:tcPr>
-            <w:tcW w:w="3066" w:type="dxa"/>
+            <w:tcW w:w="3269" w:type="dxa"/>
             <w:vAlign w:val="center"/>
           </w:tcPr>
           <w:p>
@@ -3249,16 +3039,7 @@
                 <w:sz w:val="24"/>
                 <w:szCs w:val="24"/>
               </w:rPr>
-              <w:t>ADO.NET (10</w:t>
-            </w:r>
-            <w:r>
-              <w:rPr>
-                <w:rFonts w:ascii="Arial Narrow" w:hAnsi="Arial Narrow"/>
-                <w:b w:val="0"/>
-                <w:sz w:val="24"/>
-                <w:szCs w:val="24"/>
-              </w:rPr>
-              <w:t xml:space="preserve"> years)</w:t>
+              <w:t>SCSS (10 years)</w:t>
             </w:r>
           </w:p>
         </w:tc>
@@ -3297,7 +3078,34 @@
                 <w:sz w:val="24"/>
                 <w:szCs w:val="24"/>
               </w:rPr>
-              <w:t>C++ (6</w:t>
+              <w:t>ASP</w:t>
+            </w:r>
+            <w:r>
+              <w:rPr>
+                <w:rFonts w:ascii="Arial Narrow" w:hAnsi="Arial Narrow"/>
+                <w:b w:val="0"/>
+                <w:sz w:val="24"/>
+                <w:szCs w:val="24"/>
+              </w:rPr>
+              <w:t>.NET</w:t>
+            </w:r>
+            <w:r>
+              <w:rPr>
+                <w:rFonts w:ascii="Arial Narrow" w:hAnsi="Arial Narrow"/>
+                <w:b w:val="0"/>
+                <w:sz w:val="24"/>
+                <w:szCs w:val="24"/>
+              </w:rPr>
+              <w:t xml:space="preserve"> (</w:t>
+            </w:r>
+            <w:r>
+              <w:rPr>
+                <w:rFonts w:ascii="Arial Narrow" w:hAnsi="Arial Narrow"/>
+                <w:b w:val="0"/>
+                <w:sz w:val="24"/>
+                <w:szCs w:val="24"/>
+              </w:rPr>
+              <w:t>20</w:t>
             </w:r>
             <w:r>
               <w:rPr>
@@ -3343,16 +3151,7 @@
                 <w:sz w:val="24"/>
                 <w:szCs w:val="24"/>
               </w:rPr>
-              <w:t>Visual Basic (</w:t>
-            </w:r>
-            <w:r>
-              <w:rPr>
-                <w:rFonts w:ascii="Arial Narrow" w:hAnsi="Arial Narrow"/>
-                <w:b w:val="0"/>
-                <w:sz w:val="24"/>
-                <w:szCs w:val="24"/>
-              </w:rPr>
-              <w:t>8</w:t>
+              <w:t>ADO.NET (10</w:t>
             </w:r>
             <w:r>
               <w:rPr>
@@ -3367,7 +3166,7 @@
         </w:tc>
         <w:tc>
           <w:tcPr>
-            <w:tcW w:w="3066" w:type="dxa"/>
+            <w:tcW w:w="3269" w:type="dxa"/>
             <w:vAlign w:val="center"/>
           </w:tcPr>
           <w:p>
@@ -3398,7 +3197,16 @@
                 <w:sz w:val="24"/>
                 <w:szCs w:val="24"/>
               </w:rPr>
-              <w:t>Microsoft VBA (10 years)</w:t>
+              <w:t>C++ (6</w:t>
+            </w:r>
+            <w:r>
+              <w:rPr>
+                <w:rFonts w:ascii="Arial Narrow" w:hAnsi="Arial Narrow"/>
+                <w:b w:val="0"/>
+                <w:sz w:val="24"/>
+                <w:szCs w:val="24"/>
+              </w:rPr>
+              <w:t xml:space="preserve"> years)</w:t>
             </w:r>
           </w:p>
         </w:tc>
@@ -3437,7 +3245,25 @@
                 <w:sz w:val="24"/>
                 <w:szCs w:val="24"/>
               </w:rPr>
-              <w:t>Microsoft Enterprise Library 5.0 (1 year)</w:t>
+              <w:t>Visual Basic (</w:t>
+            </w:r>
+            <w:r>
+              <w:rPr>
+                <w:rFonts w:ascii="Arial Narrow" w:hAnsi="Arial Narrow"/>
+                <w:b w:val="0"/>
+                <w:sz w:val="24"/>
+                <w:szCs w:val="24"/>
+              </w:rPr>
+              <w:t>8</w:t>
+            </w:r>
+            <w:r>
+              <w:rPr>
+                <w:rFonts w:ascii="Arial Narrow" w:hAnsi="Arial Narrow"/>
+                <w:b w:val="0"/>
+                <w:sz w:val="24"/>
+                <w:szCs w:val="24"/>
+              </w:rPr>
+              <w:t xml:space="preserve"> years)</w:t>
             </w:r>
           </w:p>
         </w:tc>
@@ -3474,40 +3300,13 @@
                 <w:sz w:val="24"/>
                 <w:szCs w:val="24"/>
               </w:rPr>
-              <w:t xml:space="preserve">IBM </w:t>
-            </w:r>
-            <w:r>
-              <w:rPr>
-                <w:rFonts w:ascii="Arial Narrow" w:hAnsi="Arial Narrow"/>
-                <w:b w:val="0"/>
-                <w:sz w:val="24"/>
-                <w:szCs w:val="24"/>
-              </w:rPr>
-              <w:t>Rational Software Architect Designer (</w:t>
-            </w:r>
-            <w:r>
-              <w:rPr>
-                <w:rFonts w:ascii="Arial Narrow" w:hAnsi="Arial Narrow"/>
-                <w:b w:val="0"/>
-                <w:sz w:val="24"/>
-                <w:szCs w:val="24"/>
-              </w:rPr>
-              <w:t>8 years</w:t>
-            </w:r>
-            <w:r>
-              <w:rPr>
-                <w:rFonts w:ascii="Arial Narrow" w:hAnsi="Arial Narrow"/>
-                <w:b w:val="0"/>
-                <w:sz w:val="24"/>
-                <w:szCs w:val="24"/>
-              </w:rPr>
-              <w:t>)</w:t>
+              <w:t>Microsoft VBA (10 years)</w:t>
             </w:r>
           </w:p>
         </w:tc>
         <w:tc>
           <w:tcPr>
-            <w:tcW w:w="3066" w:type="dxa"/>
+            <w:tcW w:w="3269" w:type="dxa"/>
             <w:vAlign w:val="center"/>
           </w:tcPr>
           <w:p>
@@ -3533,81 +3332,12 @@
             </w:pPr>
             <w:r>
               <w:rPr>
-                <w:rFonts w:ascii="Arial Narrow" w:hAnsi="Arial Narrow" w:cs="Arial"/>
-                <w:b w:val="0"/>
-                <w:color w:val="222222"/>
-                <w:sz w:val="24"/>
-                <w:szCs w:val="24"/>
-                <w:shd w:val="clear" w:color="auto" w:fill="FFFFFF"/>
-              </w:rPr>
-              <w:t>Red Hat Linux</w:t>
-            </w:r>
-            <w:r>
-              <w:rPr>
-                <w:rFonts w:ascii="Arial Narrow" w:hAnsi="Arial Narrow" w:cs="Arial"/>
-                <w:b w:val="0"/>
-                <w:color w:val="222222"/>
-                <w:sz w:val="24"/>
-                <w:szCs w:val="24"/>
-                <w:shd w:val="clear" w:color="auto" w:fill="FFFFFF"/>
-              </w:rPr>
-              <w:t>/</w:t>
-            </w:r>
-            <w:r>
-              <w:rPr>
-                <w:rFonts w:ascii="Arial Narrow" w:hAnsi="Arial Narrow"/>
-                <w:b w:val="0"/>
-                <w:sz w:val="24"/>
-                <w:szCs w:val="24"/>
-              </w:rPr>
-              <w:t xml:space="preserve">UNIX </w:t>
-            </w:r>
-            <w:proofErr w:type="spellStart"/>
-            <w:r>
-              <w:rPr>
-                <w:rFonts w:ascii="Arial Narrow" w:hAnsi="Arial Narrow"/>
-                <w:b w:val="0"/>
-                <w:sz w:val="24"/>
-                <w:szCs w:val="24"/>
-              </w:rPr>
-              <w:t>Korn</w:t>
-            </w:r>
-            <w:proofErr w:type="spellEnd"/>
-            <w:r>
-              <w:rPr>
-                <w:rFonts w:ascii="Arial Narrow" w:hAnsi="Arial Narrow"/>
-                <w:b w:val="0"/>
-                <w:sz w:val="24"/>
-                <w:szCs w:val="24"/>
-              </w:rPr>
-              <w:t xml:space="preserve"> </w:t>
-            </w:r>
-            <w:r>
-              <w:rPr>
-                <w:rFonts w:ascii="Arial Narrow" w:hAnsi="Arial Narrow"/>
-                <w:b w:val="0"/>
-                <w:sz w:val="24"/>
-                <w:szCs w:val="24"/>
-              </w:rPr>
-              <w:t>Shell (</w:t>
-            </w:r>
-            <w:r>
-              <w:rPr>
-                <w:rFonts w:ascii="Arial Narrow" w:hAnsi="Arial Narrow"/>
-                <w:b w:val="0"/>
-                <w:sz w:val="24"/>
-                <w:szCs w:val="24"/>
-              </w:rPr>
-              <w:t>8 years</w:t>
-            </w:r>
-            <w:r>
-              <w:rPr>
-                <w:rFonts w:ascii="Arial Narrow" w:hAnsi="Arial Narrow"/>
-                <w:b w:val="0"/>
-                <w:sz w:val="24"/>
-                <w:szCs w:val="24"/>
-              </w:rPr>
-              <w:t>)</w:t>
+                <w:rFonts w:ascii="Arial Narrow" w:hAnsi="Arial Narrow"/>
+                <w:b w:val="0"/>
+                <w:sz w:val="24"/>
+                <w:szCs w:val="24"/>
+              </w:rPr>
+              <w:t>Microsoft Enterprise Library 5.0 (1 year)</w:t>
             </w:r>
           </w:p>
         </w:tc>
@@ -3633,12 +3363,10 @@
               <w:spacing w:after="120"/>
               <w:ind w:right="114"/>
               <w:rPr>
-                <w:rFonts w:ascii="Arial Narrow" w:hAnsi="Arial Narrow" w:cs="Arial"/>
-                <w:b w:val="0"/>
-                <w:color w:val="222222"/>
-                <w:sz w:val="24"/>
-                <w:szCs w:val="24"/>
-                <w:shd w:val="clear" w:color="auto" w:fill="FFFFFF"/>
+                <w:rFonts w:ascii="Arial Narrow" w:hAnsi="Arial Narrow"/>
+                <w:b w:val="0"/>
+                <w:sz w:val="24"/>
+                <w:szCs w:val="24"/>
               </w:rPr>
             </w:pPr>
             <w:r>
@@ -3648,7 +3376,34 @@
                 <w:sz w:val="24"/>
                 <w:szCs w:val="24"/>
               </w:rPr>
-              <w:t>Jasmine framework (10 years)</w:t>
+              <w:t xml:space="preserve">IBM </w:t>
+            </w:r>
+            <w:r>
+              <w:rPr>
+                <w:rFonts w:ascii="Arial Narrow" w:hAnsi="Arial Narrow"/>
+                <w:b w:val="0"/>
+                <w:sz w:val="24"/>
+                <w:szCs w:val="24"/>
+              </w:rPr>
+              <w:t>Rational Software Architect Designer (</w:t>
+            </w:r>
+            <w:r>
+              <w:rPr>
+                <w:rFonts w:ascii="Arial Narrow" w:hAnsi="Arial Narrow"/>
+                <w:b w:val="0"/>
+                <w:sz w:val="24"/>
+                <w:szCs w:val="24"/>
+              </w:rPr>
+              <w:t>8 years</w:t>
+            </w:r>
+            <w:r>
+              <w:rPr>
+                <w:rFonts w:ascii="Arial Narrow" w:hAnsi="Arial Narrow"/>
+                <w:b w:val="0"/>
+                <w:sz w:val="24"/>
+                <w:szCs w:val="24"/>
+              </w:rPr>
+              <w:t>)</w:t>
             </w:r>
           </w:p>
         </w:tc>
@@ -3680,18 +3435,87 @@
             </w:pPr>
             <w:r>
               <w:rPr>
-                <w:rFonts w:ascii="Arial Narrow" w:hAnsi="Arial Narrow"/>
-                <w:b w:val="0"/>
-                <w:sz w:val="24"/>
-                <w:szCs w:val="24"/>
-              </w:rPr>
-              <w:t>Karma test runner (10 years)</w:t>
+                <w:rFonts w:ascii="Arial Narrow" w:hAnsi="Arial Narrow" w:cs="Arial"/>
+                <w:b w:val="0"/>
+                <w:color w:val="222222"/>
+                <w:sz w:val="24"/>
+                <w:szCs w:val="24"/>
+                <w:shd w:val="clear" w:color="auto" w:fill="FFFFFF"/>
+              </w:rPr>
+              <w:t>Red Hat Linux</w:t>
+            </w:r>
+            <w:r>
+              <w:rPr>
+                <w:rFonts w:ascii="Arial Narrow" w:hAnsi="Arial Narrow" w:cs="Arial"/>
+                <w:b w:val="0"/>
+                <w:color w:val="222222"/>
+                <w:sz w:val="24"/>
+                <w:szCs w:val="24"/>
+                <w:shd w:val="clear" w:color="auto" w:fill="FFFFFF"/>
+              </w:rPr>
+              <w:t>/</w:t>
+            </w:r>
+            <w:r>
+              <w:rPr>
+                <w:rFonts w:ascii="Arial Narrow" w:hAnsi="Arial Narrow"/>
+                <w:b w:val="0"/>
+                <w:sz w:val="24"/>
+                <w:szCs w:val="24"/>
+              </w:rPr>
+              <w:t xml:space="preserve">UNIX </w:t>
+            </w:r>
+            <w:proofErr w:type="spellStart"/>
+            <w:r>
+              <w:rPr>
+                <w:rFonts w:ascii="Arial Narrow" w:hAnsi="Arial Narrow"/>
+                <w:b w:val="0"/>
+                <w:sz w:val="24"/>
+                <w:szCs w:val="24"/>
+              </w:rPr>
+              <w:t>Korn</w:t>
+            </w:r>
+            <w:proofErr w:type="spellEnd"/>
+            <w:r>
+              <w:rPr>
+                <w:rFonts w:ascii="Arial Narrow" w:hAnsi="Arial Narrow"/>
+                <w:b w:val="0"/>
+                <w:sz w:val="24"/>
+                <w:szCs w:val="24"/>
+              </w:rPr>
+              <w:t xml:space="preserve"> </w:t>
+            </w:r>
+            <w:r>
+              <w:rPr>
+                <w:rFonts w:ascii="Arial Narrow" w:hAnsi="Arial Narrow"/>
+                <w:b w:val="0"/>
+                <w:sz w:val="24"/>
+                <w:szCs w:val="24"/>
+              </w:rPr>
+              <w:t>Shell (</w:t>
+            </w:r>
+            <w:r>
+              <w:rPr>
+                <w:rFonts w:ascii="Arial Narrow" w:hAnsi="Arial Narrow"/>
+                <w:b w:val="0"/>
+                <w:sz w:val="24"/>
+                <w:szCs w:val="24"/>
+              </w:rPr>
+              <w:t>8 years</w:t>
+            </w:r>
+            <w:r>
+              <w:rPr>
+                <w:rFonts w:ascii="Arial Narrow" w:hAnsi="Arial Narrow"/>
+                <w:b w:val="0"/>
+                <w:sz w:val="24"/>
+                <w:szCs w:val="24"/>
+              </w:rPr>
+              <w:t>)</w:t>
             </w:r>
           </w:p>
         </w:tc>
         <w:tc>
           <w:tcPr>
-            <w:tcW w:w="3066" w:type="dxa"/>
+            <w:tcW w:w="3269" w:type="dxa"/>
             <w:vAlign w:val="center"/>
           </w:tcPr>
           <w:p>
@@ -3709,33 +3533,20 @@
               <w:spacing w:after="120"/>
               <w:ind w:right="0"/>
               <w:rPr>
-                <w:rFonts w:ascii="Arial Narrow" w:hAnsi="Arial Narrow" w:cs="Arial"/>
-                <w:b w:val="0"/>
-                <w:color w:val="222222"/>
-                <w:sz w:val="24"/>
-                <w:szCs w:val="24"/>
-                <w:shd w:val="clear" w:color="auto" w:fill="FFFFFF"/>
+                <w:rFonts w:ascii="Arial Narrow" w:hAnsi="Arial Narrow"/>
+                <w:b w:val="0"/>
+                <w:sz w:val="24"/>
+                <w:szCs w:val="24"/>
               </w:rPr>
             </w:pPr>
-            <w:proofErr w:type="spellStart"/>
-            <w:r>
-              <w:rPr>
-                <w:rFonts w:ascii="Arial Narrow" w:hAnsi="Arial Narrow"/>
-                <w:b w:val="0"/>
-                <w:sz w:val="24"/>
-                <w:szCs w:val="24"/>
-              </w:rPr>
-              <w:t>SonarQube</w:t>
-            </w:r>
-            <w:proofErr w:type="spellEnd"/>
-            <w:r>
-              <w:rPr>
-                <w:rFonts w:ascii="Arial Narrow" w:hAnsi="Arial Narrow"/>
-                <w:b w:val="0"/>
-                <w:sz w:val="24"/>
-                <w:szCs w:val="24"/>
-              </w:rPr>
-              <w:t>( 8 years)</w:t>
+            <w:r>
+              <w:rPr>
+                <w:rFonts w:ascii="Arial Narrow" w:hAnsi="Arial Narrow"/>
+                <w:b w:val="0"/>
+                <w:sz w:val="24"/>
+                <w:szCs w:val="24"/>
+              </w:rPr>
+              <w:t>Jasmine framework (10 years)</w:t>
             </w:r>
           </w:p>
         </w:tc>
@@ -3767,25 +3578,14 @@
                 <w:szCs w:val="24"/>
               </w:rPr>
             </w:pPr>
-            <w:proofErr w:type="spellStart"/>
-            <w:r>
-              <w:rPr>
-                <w:rFonts w:ascii="Arial Narrow" w:hAnsi="Arial Narrow"/>
-                <w:b w:val="0"/>
-                <w:sz w:val="24"/>
-                <w:szCs w:val="24"/>
-              </w:rPr>
-              <w:t>Kibana</w:t>
-            </w:r>
-            <w:proofErr w:type="spellEnd"/>
-            <w:r>
-              <w:rPr>
-                <w:rFonts w:ascii="Arial Narrow" w:hAnsi="Arial Narrow"/>
-                <w:b w:val="0"/>
-                <w:sz w:val="24"/>
-                <w:szCs w:val="24"/>
-              </w:rPr>
-              <w:t xml:space="preserve"> (0.5 year)</w:t>
+            <w:r>
+              <w:rPr>
+                <w:rFonts w:ascii="Arial Narrow" w:hAnsi="Arial Narrow"/>
+                <w:b w:val="0"/>
+                <w:sz w:val="24"/>
+                <w:szCs w:val="24"/>
+              </w:rPr>
+              <w:t>Karma test runner (10 years)</w:t>
             </w:r>
           </w:p>
         </w:tc>
@@ -3823,7 +3623,7 @@
                 <w:sz w:val="24"/>
                 <w:szCs w:val="24"/>
               </w:rPr>
-              <w:t>Fluentd</w:t>
+              <w:t>SonarQube</w:t>
             </w:r>
             <w:proofErr w:type="spellEnd"/>
             <w:r>
@@ -3833,49 +3633,13 @@
                 <w:sz w:val="24"/>
                 <w:szCs w:val="24"/>
               </w:rPr>
-              <w:t xml:space="preserve"> 1.0 (0</w:t>
-            </w:r>
-            <w:r>
-              <w:rPr>
-                <w:rFonts w:ascii="Arial Narrow" w:hAnsi="Arial Narrow"/>
-                <w:b w:val="0"/>
-                <w:sz w:val="24"/>
-                <w:szCs w:val="24"/>
-              </w:rPr>
-              <w:t>.</w:t>
-            </w:r>
-            <w:r>
-              <w:rPr>
-                <w:rFonts w:ascii="Arial Narrow" w:hAnsi="Arial Narrow"/>
-                <w:b w:val="0"/>
-                <w:sz w:val="24"/>
-                <w:szCs w:val="24"/>
-              </w:rPr>
-              <w:t>5</w:t>
-            </w:r>
-            <w:r>
-              <w:rPr>
-                <w:rFonts w:ascii="Arial Narrow" w:hAnsi="Arial Narrow"/>
-                <w:b w:val="0"/>
-                <w:sz w:val="24"/>
-                <w:szCs w:val="24"/>
-              </w:rPr>
-              <w:t xml:space="preserve"> </w:t>
-            </w:r>
-            <w:r>
-              <w:rPr>
-                <w:rFonts w:ascii="Arial Narrow" w:hAnsi="Arial Narrow"/>
-                <w:b w:val="0"/>
-                <w:sz w:val="24"/>
-                <w:szCs w:val="24"/>
-              </w:rPr>
-              <w:t>year)</w:t>
+              <w:t>( 8 years)</w:t>
             </w:r>
           </w:p>
         </w:tc>
         <w:tc>
           <w:tcPr>
-            <w:tcW w:w="3066" w:type="dxa"/>
+            <w:tcW w:w="3269" w:type="dxa"/>
             <w:vAlign w:val="center"/>
           </w:tcPr>
           <w:p>
@@ -3899,14 +3663,25 @@
                 <w:szCs w:val="24"/>
               </w:rPr>
             </w:pPr>
-            <w:r>
-              <w:rPr>
-                <w:rFonts w:ascii="Arial Narrow" w:hAnsi="Arial Narrow"/>
-                <w:b w:val="0"/>
-                <w:sz w:val="24"/>
-                <w:szCs w:val="24"/>
-              </w:rPr>
-              <w:t>AI (1 year)</w:t>
+            <w:proofErr w:type="spellStart"/>
+            <w:r>
+              <w:rPr>
+                <w:rFonts w:ascii="Arial Narrow" w:hAnsi="Arial Narrow"/>
+                <w:b w:val="0"/>
+                <w:sz w:val="24"/>
+                <w:szCs w:val="24"/>
+              </w:rPr>
+              <w:t>Kibana</w:t>
+            </w:r>
+            <w:proofErr w:type="spellEnd"/>
+            <w:r>
+              <w:rPr>
+                <w:rFonts w:ascii="Arial Narrow" w:hAnsi="Arial Narrow"/>
+                <w:b w:val="0"/>
+                <w:sz w:val="24"/>
+                <w:szCs w:val="24"/>
+              </w:rPr>
+              <w:t xml:space="preserve"> (0.5 year)</w:t>
             </w:r>
           </w:p>
         </w:tc>
@@ -3932,20 +3707,69 @@
               <w:spacing w:after="120"/>
               <w:ind w:right="114"/>
               <w:rPr>
-                <w:rFonts w:ascii="Arial Narrow" w:hAnsi="Arial Narrow"/>
-                <w:b w:val="0"/>
-                <w:sz w:val="24"/>
-                <w:szCs w:val="24"/>
+                <w:rFonts w:ascii="Arial Narrow" w:hAnsi="Arial Narrow" w:cs="Arial"/>
+                <w:b w:val="0"/>
+                <w:color w:val="222222"/>
+                <w:sz w:val="24"/>
+                <w:szCs w:val="24"/>
+                <w:shd w:val="clear" w:color="auto" w:fill="FFFFFF"/>
               </w:rPr>
             </w:pPr>
-            <w:r>
-              <w:rPr>
-                <w:rFonts w:ascii="Arial Narrow" w:hAnsi="Arial Narrow"/>
-                <w:b w:val="0"/>
-                <w:sz w:val="24"/>
-                <w:szCs w:val="24"/>
-              </w:rPr>
-              <w:t>JIRA (8 years)</w:t>
+            <w:proofErr w:type="spellStart"/>
+            <w:r>
+              <w:rPr>
+                <w:rFonts w:ascii="Arial Narrow" w:hAnsi="Arial Narrow"/>
+                <w:b w:val="0"/>
+                <w:sz w:val="24"/>
+                <w:szCs w:val="24"/>
+              </w:rPr>
+              <w:t>Fluentd</w:t>
+            </w:r>
+            <w:proofErr w:type="spellEnd"/>
+            <w:r>
+              <w:rPr>
+                <w:rFonts w:ascii="Arial Narrow" w:hAnsi="Arial Narrow"/>
+                <w:b w:val="0"/>
+                <w:sz w:val="24"/>
+                <w:szCs w:val="24"/>
+              </w:rPr>
+              <w:t xml:space="preserve"> 1.0 (0</w:t>
+            </w:r>
+            <w:r>
+              <w:rPr>
+                <w:rFonts w:ascii="Arial Narrow" w:hAnsi="Arial Narrow"/>
+                <w:b w:val="0"/>
+                <w:sz w:val="24"/>
+                <w:szCs w:val="24"/>
+              </w:rPr>
+              <w:t>.</w:t>
+            </w:r>
+            <w:r>
+              <w:rPr>
+                <w:rFonts w:ascii="Arial Narrow" w:hAnsi="Arial Narrow"/>
+                <w:b w:val="0"/>
+                <w:sz w:val="24"/>
+                <w:szCs w:val="24"/>
+              </w:rPr>
+              <w:t>5</w:t>
+            </w:r>
+            <w:r>
+              <w:rPr>
+                <w:rFonts w:ascii="Arial Narrow" w:hAnsi="Arial Narrow"/>
+                <w:b w:val="0"/>
+                <w:sz w:val="24"/>
+                <w:szCs w:val="24"/>
+              </w:rPr>
+              <w:t xml:space="preserve"> </w:t>
+            </w:r>
+            <w:r>
+              <w:rPr>
+                <w:rFonts w:ascii="Arial Narrow" w:hAnsi="Arial Narrow"/>
+                <w:b w:val="0"/>
+                <w:sz w:val="24"/>
+                <w:szCs w:val="24"/>
+              </w:rPr>
+              <w:t>year)</w:t>
             </w:r>
           </w:p>
         </w:tc>
@@ -3975,43 +3799,20 @@
                 <w:szCs w:val="24"/>
               </w:rPr>
             </w:pPr>
-            <w:proofErr w:type="spellStart"/>
-            <w:r>
-              <w:rPr>
-                <w:rFonts w:ascii="Arial Narrow" w:hAnsi="Arial Narrow"/>
-                <w:b w:val="0"/>
-                <w:bCs/>
-                <w:sz w:val="24"/>
-                <w:szCs w:val="24"/>
-              </w:rPr>
-              <w:t>GitHub</w:t>
-            </w:r>
-            <w:proofErr w:type="spellEnd"/>
-            <w:r>
-              <w:rPr>
-                <w:rFonts w:ascii="Arial Narrow" w:hAnsi="Arial Narrow"/>
-                <w:b w:val="0"/>
-                <w:bCs/>
-                <w:sz w:val="24"/>
-                <w:szCs w:val="24"/>
-              </w:rPr>
-              <w:t xml:space="preserve"> (</w:t>
-            </w:r>
-            <w:r>
-              <w:rPr>
-                <w:rFonts w:ascii="Arial Narrow" w:hAnsi="Arial Narrow"/>
-                <w:b w:val="0"/>
-                <w:bCs/>
-                <w:sz w:val="24"/>
-                <w:szCs w:val="24"/>
-              </w:rPr>
-              <w:t>9 years)</w:t>
+            <w:r>
+              <w:rPr>
+                <w:rFonts w:ascii="Arial Narrow" w:hAnsi="Arial Narrow"/>
+                <w:b w:val="0"/>
+                <w:sz w:val="24"/>
+                <w:szCs w:val="24"/>
+              </w:rPr>
+              <w:t>JIRA (8 years)</w:t>
             </w:r>
           </w:p>
         </w:tc>
         <w:tc>
           <w:tcPr>
-            <w:tcW w:w="3066" w:type="dxa"/>
+            <w:tcW w:w="3269" w:type="dxa"/>
             <w:vAlign w:val="center"/>
           </w:tcPr>
           <w:p>
@@ -4037,6 +3838,68 @@
                 <w:shd w:val="clear" w:color="auto" w:fill="FFFFFF"/>
               </w:rPr>
             </w:pPr>
+            <w:proofErr w:type="spellStart"/>
+            <w:r>
+              <w:rPr>
+                <w:rFonts w:ascii="Arial Narrow" w:hAnsi="Arial Narrow"/>
+                <w:b w:val="0"/>
+                <w:bCs/>
+                <w:sz w:val="24"/>
+                <w:szCs w:val="24"/>
+              </w:rPr>
+              <w:t>GitHub</w:t>
+            </w:r>
+            <w:proofErr w:type="spellEnd"/>
+            <w:r>
+              <w:rPr>
+                <w:rFonts w:ascii="Arial Narrow" w:hAnsi="Arial Narrow"/>
+                <w:b w:val="0"/>
+                <w:bCs/>
+                <w:sz w:val="24"/>
+                <w:szCs w:val="24"/>
+              </w:rPr>
+              <w:t xml:space="preserve"> (</w:t>
+            </w:r>
+            <w:r>
+              <w:rPr>
+                <w:rFonts w:ascii="Arial Narrow" w:hAnsi="Arial Narrow"/>
+                <w:b w:val="0"/>
+                <w:bCs/>
+                <w:sz w:val="24"/>
+                <w:szCs w:val="24"/>
+              </w:rPr>
+              <w:t>9 years)</w:t>
+            </w:r>
+          </w:p>
+        </w:tc>
+      </w:tr>
+      <w:tr>
+        <w:tc>
+          <w:tcPr>
+            <w:tcW w:w="3372" w:type="dxa"/>
+            <w:vAlign w:val="center"/>
+          </w:tcPr>
+          <w:p>
+            <w:pPr>
+              <w:pStyle w:val="BodyText2"/>
+              <w:numPr>
+                <w:ilvl w:val="0"/>
+                <w:numId w:val="7"/>
+              </w:numPr>
+              <w:tabs>
+                <w:tab w:val="clear" w:pos="2127"/>
+                <w:tab w:val="clear" w:pos="7371"/>
+                <w:tab w:val="clear" w:pos="10065"/>
+              </w:tabs>
+              <w:spacing w:after="120"/>
+              <w:ind w:right="114"/>
+              <w:rPr>
+                <w:rFonts w:ascii="Arial Narrow" w:hAnsi="Arial Narrow"/>
+                <w:b w:val="0"/>
+                <w:sz w:val="24"/>
+                <w:szCs w:val="24"/>
+              </w:rPr>
+            </w:pPr>
             <w:r>
               <w:rPr>
                 <w:rFonts w:ascii="Arial Narrow" w:hAnsi="Arial Narrow"/>
@@ -4046,6 +3909,56 @@
               </w:rPr>
               <w:t>Confluence (8 years)</w:t>
             </w:r>
+          </w:p>
+        </w:tc>
+        <w:tc>
+          <w:tcPr>
+            <w:tcW w:w="3282" w:type="dxa"/>
+            <w:vAlign w:val="center"/>
+          </w:tcPr>
+          <w:p>
+            <w:pPr>
+              <w:pStyle w:val="BodyText2"/>
+              <w:tabs>
+                <w:tab w:val="clear" w:pos="2127"/>
+                <w:tab w:val="clear" w:pos="7371"/>
+                <w:tab w:val="clear" w:pos="10065"/>
+              </w:tabs>
+              <w:spacing w:after="120"/>
+              <w:ind w:left="720" w:right="0"/>
+              <w:rPr>
+                <w:rFonts w:ascii="Arial Narrow" w:hAnsi="Arial Narrow"/>
+                <w:b w:val="0"/>
+                <w:sz w:val="24"/>
+                <w:szCs w:val="24"/>
+              </w:rPr>
+            </w:pPr>
+          </w:p>
+        </w:tc>
+        <w:tc>
+          <w:tcPr>
+            <w:tcW w:w="3269" w:type="dxa"/>
+            <w:vAlign w:val="center"/>
+          </w:tcPr>
+          <w:p>
+            <w:pPr>
+              <w:pStyle w:val="BodyText2"/>
+              <w:tabs>
+                <w:tab w:val="clear" w:pos="2127"/>
+                <w:tab w:val="clear" w:pos="7371"/>
+                <w:tab w:val="clear" w:pos="10065"/>
+              </w:tabs>
+              <w:spacing w:after="120"/>
+              <w:ind w:left="720" w:right="0"/>
+              <w:rPr>
+                <w:rFonts w:ascii="Arial Narrow" w:hAnsi="Arial Narrow" w:cs="Arial"/>
+                <w:b w:val="0"/>
+                <w:color w:val="222222"/>
+                <w:sz w:val="24"/>
+                <w:szCs w:val="24"/>
+                <w:shd w:val="clear" w:color="auto" w:fill="FFFFFF"/>
+              </w:rPr>
+            </w:pPr>
           </w:p>
         </w:tc>
       </w:tr>
@@ -4273,7 +4186,7 @@
           <w:b/>
           <w:bCs/>
         </w:rPr>
-        <w:t xml:space="preserve">, Mississauga, Ontario, Canada      </w:t>
+        <w:t>, Mississauga, Ontario, Canada</w:t>
       </w:r>
       <w:r>
         <w:rPr>
@@ -4282,16 +4195,16 @@
           <w:b/>
           <w:bCs/>
         </w:rPr>
-        <w:t xml:space="preserve">           </w:t>
-      </w:r>
-      <w:r>
-        <w:rPr>
-          <w:rStyle w:val="normaltextrun1"/>
+        <w:t xml:space="preserve">                          </w:t>
+      </w:r>
+      <w:r>
+        <w:rPr>
+          <w:rStyle w:val="eop"/>
           <w:rFonts w:ascii="Arial Narrow" w:hAnsi="Arial Narrow" w:cstheme="minorHAnsi"/>
           <w:b/>
           <w:bCs/>
         </w:rPr>
-        <w:t xml:space="preserve">July 2022 – </w:t>
+        <w:t xml:space="preserve"> </w:t>
       </w:r>
       <w:r>
         <w:rPr>
@@ -4300,7 +4213,7 @@
           <w:b/>
           <w:bCs/>
         </w:rPr>
-        <w:t>Feb 202</w:t>
+        <w:t xml:space="preserve">July 2022 – </w:t>
       </w:r>
       <w:r>
         <w:rPr>
@@ -4309,7 +4222,7 @@
           <w:b/>
           <w:bCs/>
         </w:rPr>
-        <w:t>4</w:t>
+        <w:t>Feb 2024</w:t>
       </w:r>
     </w:p>
     <w:p>
@@ -4338,9 +4251,8 @@
         <w:pStyle w:val="paragraph"/>
         <w:numPr>
           <w:ilvl w:val="0"/>
-          <w:numId w:val="5"/>
+          <w:numId w:val="16"/>
         </w:numPr>
-        <w:ind w:left="360"/>
         <w:textAlignment w:val="baseline"/>
         <w:rPr>
           <w:rFonts w:ascii="Arial Narrow" w:hAnsi="Arial Narrow" w:cstheme="minorHAnsi"/>
@@ -4427,9 +4339,8 @@
         <w:pStyle w:val="paragraph"/>
         <w:numPr>
           <w:ilvl w:val="0"/>
-          <w:numId w:val="5"/>
+          <w:numId w:val="16"/>
         </w:numPr>
-        <w:ind w:left="360"/>
         <w:textAlignment w:val="baseline"/>
         <w:rPr>
           <w:rFonts w:ascii="Arial Narrow" w:hAnsi="Arial Narrow" w:cstheme="minorHAnsi"/>
@@ -4463,9 +4374,8 @@
         <w:pStyle w:val="paragraph"/>
         <w:numPr>
           <w:ilvl w:val="0"/>
-          <w:numId w:val="5"/>
+          <w:numId w:val="16"/>
         </w:numPr>
-        <w:ind w:left="360"/>
         <w:textAlignment w:val="baseline"/>
         <w:rPr>
           <w:rFonts w:ascii="Arial Narrow" w:hAnsi="Arial Narrow" w:cstheme="minorHAnsi"/>
@@ -4508,9 +4418,8 @@
         <w:pStyle w:val="NoSpacing"/>
         <w:numPr>
           <w:ilvl w:val="0"/>
-          <w:numId w:val="5"/>
+          <w:numId w:val="16"/>
         </w:numPr>
-        <w:ind w:left="360"/>
         <w:rPr>
           <w:rFonts w:ascii="Arial Narrow" w:hAnsi="Arial Narrow" w:cstheme="minorHAnsi"/>
           <w:sz w:val="24"/>
@@ -4598,11 +4507,10 @@
         <w:pStyle w:val="ListParagraph"/>
         <w:numPr>
           <w:ilvl w:val="0"/>
-          <w:numId w:val="5"/>
+          <w:numId w:val="16"/>
         </w:numPr>
         <w:shd w:val="clear" w:color="auto" w:fill="FFFFFF"/>
         <w:spacing w:before="100" w:beforeAutospacing="1" w:after="100" w:afterAutospacing="1" w:line="240" w:lineRule="auto"/>
-        <w:ind w:left="360"/>
         <w:rPr>
           <w:rFonts w:ascii="Arial Narrow" w:hAnsi="Arial Narrow" w:cstheme="minorHAnsi"/>
           <w:sz w:val="24"/>
@@ -4663,11 +4571,10 @@
         <w:pStyle w:val="ListParagraph"/>
         <w:numPr>
           <w:ilvl w:val="0"/>
-          <w:numId w:val="5"/>
+          <w:numId w:val="16"/>
         </w:numPr>
         <w:shd w:val="clear" w:color="auto" w:fill="FFFFFF"/>
         <w:spacing w:before="100" w:beforeAutospacing="1" w:after="100" w:afterAutospacing="1" w:line="240" w:lineRule="auto"/>
-        <w:ind w:left="360"/>
         <w:rPr>
           <w:rFonts w:ascii="Arial Narrow" w:hAnsi="Arial Narrow" w:cstheme="minorHAnsi"/>
           <w:lang w:val="en-CA" w:eastAsia="en-CA"/>
@@ -4717,9 +4624,8 @@
         <w:pStyle w:val="NoSpacing"/>
         <w:numPr>
           <w:ilvl w:val="0"/>
-          <w:numId w:val="5"/>
+          <w:numId w:val="16"/>
         </w:numPr>
-        <w:ind w:left="360"/>
         <w:rPr>
           <w:rFonts w:ascii="Arial Narrow" w:hAnsi="Arial Narrow" w:cstheme="minorHAnsi"/>
           <w:sz w:val="24"/>
@@ -4775,9 +4681,8 @@
         <w:pStyle w:val="NoSpacing"/>
         <w:numPr>
           <w:ilvl w:val="0"/>
-          <w:numId w:val="5"/>
+          <w:numId w:val="16"/>
         </w:numPr>
-        <w:ind w:left="360"/>
         <w:rPr>
           <w:rFonts w:ascii="Arial Narrow" w:hAnsi="Arial Narrow" w:cstheme="minorHAnsi"/>
           <w:sz w:val="24"/>
@@ -4798,29 +4703,138 @@
         <w:pStyle w:val="NoSpacing"/>
         <w:numPr>
           <w:ilvl w:val="0"/>
-          <w:numId w:val="9"/>
+          <w:numId w:val="16"/>
         </w:numPr>
-        <w:ind w:left="360"/>
-        <w:rPr>
-          <w:rFonts w:ascii="Arial Narrow" w:hAnsi="Arial Narrow" w:cstheme="minorHAnsi"/>
-          <w:sz w:val="24"/>
-          <w:szCs w:val="24"/>
-          <w:lang w:val="en-CA" w:eastAsia="en-CA"/>
-        </w:rPr>
-      </w:pPr>
-      <w:r>
-        <w:rPr>
-          <w:rFonts w:ascii="Arial Narrow" w:hAnsi="Arial Narrow" w:cstheme="minorHAnsi"/>
-          <w:sz w:val="24"/>
-          <w:szCs w:val="24"/>
-          <w:lang w:val="en-CA" w:eastAsia="en-CA"/>
-        </w:rPr>
-        <w:t>Developed test cases for Angular Unit testing by using Jasmine and Karma.</w:t>
-      </w:r>
+        <w:rPr>
+          <w:rFonts w:ascii="Arial Narrow" w:hAnsi="Arial Narrow" w:cstheme="minorHAnsi"/>
+          <w:sz w:val="24"/>
+          <w:szCs w:val="24"/>
+        </w:rPr>
+      </w:pPr>
+      <w:r>
+        <w:rPr>
+          <w:rFonts w:ascii="Arial Narrow" w:hAnsi="Arial Narrow" w:cstheme="minorHAnsi"/>
+          <w:sz w:val="24"/>
+          <w:szCs w:val="24"/>
+        </w:rPr>
+        <w:t xml:space="preserve">Converted </w:t>
+      </w:r>
+      <w:r>
+        <w:rPr>
+          <w:rFonts w:ascii="Arial Narrow" w:hAnsi="Arial Narrow" w:cstheme="minorHAnsi"/>
+          <w:sz w:val="24"/>
+          <w:szCs w:val="24"/>
+          <w:lang w:val="en-CA"/>
+        </w:rPr>
+        <w:t>the</w:t>
+      </w:r>
+      <w:r>
+        <w:rPr>
+          <w:rFonts w:ascii="Arial Narrow" w:hAnsi="Arial Narrow" w:cstheme="minorHAnsi"/>
+          <w:sz w:val="24"/>
+          <w:szCs w:val="24"/>
+          <w:lang w:val="en-CA"/>
+        </w:rPr>
+        <w:t xml:space="preserve"> </w:t>
+      </w:r>
+      <w:r>
+        <w:rPr>
+          <w:rFonts w:ascii="Arial Narrow" w:hAnsi="Arial Narrow" w:cstheme="minorHAnsi"/>
+          <w:sz w:val="24"/>
+          <w:szCs w:val="24"/>
+        </w:rPr>
+        <w:t>Angular 19 application</w:t>
+      </w:r>
+      <w:r>
+        <w:rPr>
+          <w:rFonts w:ascii="Arial Narrow" w:hAnsi="Arial Narrow" w:cstheme="minorHAnsi"/>
+          <w:sz w:val="24"/>
+          <w:szCs w:val="24"/>
+        </w:rPr>
+        <w:t xml:space="preserve"> with </w:t>
+      </w:r>
+      <w:proofErr w:type="spellStart"/>
+      <w:r>
+        <w:rPr>
+          <w:rFonts w:ascii="Arial Narrow" w:hAnsi="Arial Narrow" w:cstheme="minorHAnsi"/>
+          <w:sz w:val="24"/>
+          <w:szCs w:val="24"/>
+        </w:rPr>
+        <w:t>NgRx</w:t>
+      </w:r>
+      <w:proofErr w:type="spellEnd"/>
+      <w:r>
+        <w:rPr>
+          <w:rFonts w:ascii="Arial Narrow" w:hAnsi="Arial Narrow" w:cstheme="minorHAnsi"/>
+          <w:sz w:val="24"/>
+          <w:szCs w:val="24"/>
+        </w:rPr>
+        <w:t xml:space="preserve"> to React </w:t>
+      </w:r>
+      <w:r>
+        <w:rPr>
+          <w:rFonts w:ascii="Arial Narrow" w:hAnsi="Arial Narrow" w:cstheme="minorHAnsi"/>
+          <w:sz w:val="24"/>
+          <w:szCs w:val="24"/>
+        </w:rPr>
+        <w:t xml:space="preserve">TS with </w:t>
+      </w:r>
+      <w:proofErr w:type="spellStart"/>
+      <w:r>
+        <w:rPr>
+          <w:rFonts w:ascii="Arial Narrow" w:hAnsi="Arial Narrow" w:cstheme="minorHAnsi"/>
+          <w:sz w:val="24"/>
+          <w:szCs w:val="24"/>
+        </w:rPr>
+        <w:t>Redux</w:t>
+      </w:r>
+      <w:proofErr w:type="spellEnd"/>
+      <w:r>
+        <w:rPr>
+          <w:rFonts w:ascii="Arial Narrow" w:hAnsi="Arial Narrow" w:cstheme="minorHAnsi"/>
+          <w:sz w:val="24"/>
+          <w:szCs w:val="24"/>
+        </w:rPr>
+        <w:t xml:space="preserve"> Toolkit + TS template for </w:t>
+      </w:r>
+      <w:proofErr w:type="spellStart"/>
+      <w:r>
+        <w:rPr>
+          <w:rFonts w:ascii="Arial Narrow" w:hAnsi="Arial Narrow" w:cstheme="minorHAnsi"/>
+          <w:sz w:val="24"/>
+          <w:szCs w:val="24"/>
+        </w:rPr>
+        <w:t>Vite</w:t>
+      </w:r>
+      <w:proofErr w:type="spellEnd"/>
     </w:p>
     <w:p>
       <w:pPr>
         <w:pStyle w:val="NoSpacing"/>
+        <w:numPr>
+          <w:ilvl w:val="0"/>
+          <w:numId w:val="16"/>
+        </w:numPr>
+        <w:rPr>
+          <w:rFonts w:ascii="Arial Narrow" w:hAnsi="Arial Narrow" w:cstheme="minorHAnsi"/>
+          <w:sz w:val="24"/>
+          <w:szCs w:val="24"/>
+          <w:lang w:val="en-CA" w:eastAsia="en-CA"/>
+        </w:rPr>
+      </w:pPr>
+      <w:r>
+        <w:rPr>
+          <w:rFonts w:ascii="Arial Narrow" w:hAnsi="Arial Narrow" w:cstheme="minorHAnsi"/>
+          <w:sz w:val="24"/>
+          <w:szCs w:val="24"/>
+          <w:lang w:val="en-CA" w:eastAsia="en-CA"/>
+        </w:rPr>
+        <w:t>Developed test cases for Angular Unit testing by using Jasmine and Karma.</w:t>
+      </w:r>
+    </w:p>
+    <w:p>
+      <w:pPr>
+        <w:pStyle w:val="NoSpacing"/>
         <w:rPr>
           <w:rFonts w:ascii="Arial Narrow" w:hAnsi="Arial Narrow" w:cstheme="minorHAnsi"/>
           <w:b/>
@@ -4868,6 +4882,60 @@
       </w:r>
       <w:r>
         <w:rPr>
+          <w:rFonts w:ascii="Arial Narrow" w:hAnsi="Arial Narrow" w:cstheme="minorHAnsi"/>
+          <w:sz w:val="24"/>
+          <w:szCs w:val="24"/>
+          <w:lang w:val="en-CA" w:eastAsia="en-CA"/>
+        </w:rPr>
+        <w:t xml:space="preserve">React 19 TS, </w:t>
+      </w:r>
+      <w:proofErr w:type="spellStart"/>
+      <w:r>
+        <w:rPr>
+          <w:rFonts w:ascii="Arial Narrow" w:hAnsi="Arial Narrow" w:cstheme="minorHAnsi"/>
+          <w:sz w:val="24"/>
+          <w:szCs w:val="24"/>
+        </w:rPr>
+        <w:t>Redux</w:t>
+      </w:r>
+      <w:proofErr w:type="spellEnd"/>
+      <w:r>
+        <w:rPr>
+          <w:rFonts w:ascii="Arial Narrow" w:hAnsi="Arial Narrow" w:cstheme="minorHAnsi"/>
+          <w:sz w:val="24"/>
+          <w:szCs w:val="24"/>
+        </w:rPr>
+        <w:t xml:space="preserve"> Toolkit + TS template for </w:t>
+      </w:r>
+      <w:proofErr w:type="spellStart"/>
+      <w:r>
+        <w:rPr>
+          <w:rFonts w:ascii="Arial Narrow" w:hAnsi="Arial Narrow" w:cstheme="minorHAnsi"/>
+          <w:sz w:val="24"/>
+          <w:szCs w:val="24"/>
+        </w:rPr>
+        <w:t>Vite</w:t>
+      </w:r>
+      <w:proofErr w:type="spellEnd"/>
+      <w:r>
+        <w:rPr>
+          <w:rFonts w:ascii="Arial Narrow" w:hAnsi="Arial Narrow" w:cstheme="minorHAnsi"/>
+          <w:sz w:val="24"/>
+          <w:szCs w:val="24"/>
+        </w:rPr>
+        <w:t>,</w:t>
+      </w:r>
+      <w:r>
+        <w:rPr>
+          <w:rStyle w:val="normaltextrun1"/>
+          <w:rFonts w:ascii="Arial Narrow" w:hAnsi="Arial Narrow" w:cstheme="minorHAnsi"/>
+          <w:sz w:val="24"/>
+          <w:szCs w:val="24"/>
+        </w:rPr>
+        <w:t xml:space="preserve"> </w:t>
+      </w:r>
+      <w:r>
+        <w:rPr>
           <w:rStyle w:val="normaltextrun1"/>
           <w:rFonts w:ascii="Arial Narrow" w:hAnsi="Arial Narrow" w:cstheme="minorHAnsi"/>
           <w:sz w:val="24"/>
@@ -4900,7 +4968,25 @@
           <w:szCs w:val="24"/>
           <w:lang w:val="en-CA" w:eastAsia="en-CA"/>
         </w:rPr>
-        <w:t xml:space="preserve">Typescript, JavaScript, </w:t>
+        <w:t>Typescript</w:t>
+      </w:r>
+      <w:r>
+        <w:rPr>
+          <w:rFonts w:ascii="Arial Narrow" w:hAnsi="Arial Narrow" w:cstheme="minorHAnsi"/>
+          <w:sz w:val="24"/>
+          <w:szCs w:val="24"/>
+          <w:lang w:val="en-CA" w:eastAsia="en-CA"/>
+        </w:rPr>
+        <w:t xml:space="preserve"> 5.8</w:t>
+      </w:r>
+      <w:r>
+        <w:rPr>
+          <w:rFonts w:ascii="Arial Narrow" w:hAnsi="Arial Narrow" w:cstheme="minorHAnsi"/>
+          <w:sz w:val="24"/>
+          <w:szCs w:val="24"/>
+          <w:lang w:val="en-CA" w:eastAsia="en-CA"/>
+        </w:rPr>
+        <w:t xml:space="preserve">, JavaScript, </w:t>
       </w:r>
       <w:proofErr w:type="spellStart"/>
       <w:r>
@@ -4965,7 +5051,7 @@
           <w:szCs w:val="24"/>
           <w:lang w:val="en-CA" w:eastAsia="en-CA"/>
         </w:rPr>
-        <w:t xml:space="preserve"> C#, </w:t>
+        <w:t xml:space="preserve">C#, </w:t>
       </w:r>
       <w:r>
         <w:rPr>
@@ -5100,7 +5186,7 @@
           <w:sz w:val="24"/>
           <w:szCs w:val="24"/>
         </w:rPr>
-        <w:t xml:space="preserve"> </w:t>
+        <w:t xml:space="preserve">            </w:t>
       </w:r>
       <w:r>
         <w:rPr>
@@ -5699,6 +5785,15 @@
           <w:bCs/>
         </w:rPr>
         <w:t xml:space="preserve">                                             </w:t>
+      </w:r>
+      <w:r>
+        <w:rPr>
+          <w:rStyle w:val="eop"/>
+          <w:rFonts w:ascii="Arial Narrow" w:hAnsi="Arial Narrow" w:cstheme="minorHAnsi"/>
+          <w:b/>
+          <w:bCs/>
+        </w:rPr>
+        <w:t xml:space="preserve">          </w:t>
       </w:r>
       <w:r>
         <w:rPr>
@@ -6116,6 +6211,15 @@
           <w:b/>
           <w:bCs/>
         </w:rPr>
+        <w:t xml:space="preserve">           </w:t>
+      </w:r>
+      <w:r>
+        <w:rPr>
+          <w:rStyle w:val="normaltextrun1"/>
+          <w:rFonts w:ascii="Arial Narrow" w:hAnsi="Arial Narrow" w:cstheme="minorHAnsi"/>
+          <w:b/>
+          <w:bCs/>
+        </w:rPr>
         <w:t>April 2014 – April 2015</w:t>
       </w:r>
     </w:p>
@@ -6316,7 +6420,7 @@
           <w:rStyle w:val="contextualspellingandgrammarerror"/>
           <w:rFonts w:ascii="Arial Narrow" w:hAnsi="Arial Narrow" w:cstheme="minorHAnsi"/>
         </w:rPr>
-        <w:t>C#,  SQL</w:t>
+        <w:t>C#, SQL</w:t>
       </w:r>
       <w:r>
         <w:rPr>
@@ -6332,8 +6436,6 @@
         </w:rPr>
         <w:t xml:space="preserve"> </w:t>
       </w:r>
-      <w:bookmarkStart w:id="0" w:name="_GoBack"/>
-      <w:bookmarkEnd w:id="0"/>
       <w:r>
         <w:rPr>
           <w:rStyle w:val="normaltextrun1"/>
@@ -6414,6 +6516,14 @@
           <w:lang w:val="en-CA"/>
         </w:rPr>
         <w:t xml:space="preserve"> </w:t>
+      </w:r>
+      <w:r>
+        <w:rPr>
+          <w:rFonts w:ascii="Arial Narrow" w:hAnsi="Arial Narrow" w:cs="Arial"/>
+          <w:b/>
+          <w:lang w:val="en-CA"/>
+        </w:rPr>
+        <w:t xml:space="preserve">           </w:t>
       </w:r>
       <w:r>
         <w:rPr>
@@ -6874,6 +6984,7 @@
           <w:sz w:val="32"/>
           <w:szCs w:val="32"/>
         </w:rPr>
+        <w:lastRenderedPageBreak/>
         <w:t>EDUCATION &amp; PROFESSIONAL DEVELOPMENT</w:t>
       </w:r>
     </w:p>
@@ -6983,7 +7094,6 @@
         </w:rPr>
         <w:t xml:space="preserve"> Azure Fundamentals (AZ-900) </w:t>
       </w:r>
-      <w:proofErr w:type="gramStart"/>
       <w:r>
         <w:rPr>
           <w:rStyle w:val="normaltextrun1"/>
@@ -6998,16 +7108,7 @@
           <w:color w:val="161616"/>
           <w:shd w:val="clear" w:color="auto" w:fill="FFFFFF"/>
         </w:rPr>
-        <w:t xml:space="preserve"> Certification</w:t>
-      </w:r>
-      <w:proofErr w:type="gramEnd"/>
-      <w:r>
-        <w:rPr>
-          <w:rFonts w:ascii="Arial Narrow" w:hAnsi="Arial Narrow" w:cs="Segoe UI"/>
-          <w:color w:val="161616"/>
-          <w:shd w:val="clear" w:color="auto" w:fill="FFFFFF"/>
-        </w:rPr>
-        <w:t xml:space="preserve"> number</w:t>
+        <w:t>Certification number</w:t>
       </w:r>
       <w:r>
         <w:rPr>
@@ -7798,7 +7899,7 @@
     <w:sectPr>
       <w:headerReference w:type="default" r:id="rId16"/>
       <w:pgSz w:w="12240" w:h="15840"/>
-      <w:pgMar w:top="990" w:right="1260" w:bottom="720" w:left="1350" w:header="270" w:footer="720" w:gutter="0"/>
+      <w:pgMar w:top="851" w:right="900" w:bottom="720" w:left="1134" w:header="270" w:footer="720" w:gutter="0"/>
       <w:cols w:space="720"/>
       <w:docGrid w:linePitch="360"/>
     </w:sectPr>
@@ -7922,7 +8023,7 @@
             <w:bCs/>
             <w:noProof/>
           </w:rPr>
-          <w:t>4</w:t>
+          <w:t>1</w:t>
         </w:r>
         <w:r>
           <w:rPr>
@@ -8973,6 +9074,119 @@
     </w:lvl>
   </w:abstractNum>
   <w:abstractNum w:abstractNumId="8">
+    <w:nsid w:val="46C65AE8"/>
+    <w:multiLevelType w:val="hybridMultilevel"/>
+    <w:tmpl w:val="6AD0045E"/>
+    <w:lvl w:ilvl="0" w:tplc="1009000B">
+      <w:start w:val="1"/>
+      <w:numFmt w:val="bullet"/>
+      <w:lvlText w:val=""/>
+      <w:lvlJc w:val="left"/>
+      <w:pPr>
+        <w:ind w:left="720" w:hanging="360"/>
+      </w:pPr>
+      <w:rPr>
+        <w:rFonts w:ascii="Wingdings" w:hAnsi="Wingdings" w:hint="default"/>
+      </w:rPr>
+    </w:lvl>
+    <w:lvl w:ilvl="1" w:tplc="10090003" w:tentative="1">
+      <w:start w:val="1"/>
+      <w:numFmt w:val="bullet"/>
+      <w:lvlText w:val="o"/>
+      <w:lvlJc w:val="left"/>
+      <w:pPr>
+        <w:ind w:left="1440" w:hanging="360"/>
+      </w:pPr>
+      <w:rPr>
+        <w:rFonts w:ascii="Courier New" w:hAnsi="Courier New" w:cs="Courier New" w:hint="default"/>
+      </w:rPr>
+    </w:lvl>
+    <w:lvl w:ilvl="2" w:tplc="10090005" w:tentative="1">
+      <w:start w:val="1"/>
+      <w:numFmt w:val="bullet"/>
+      <w:lvlText w:val=""/>
+      <w:lvlJc w:val="left"/>
+      <w:pPr>
+        <w:ind w:left="2160" w:hanging="360"/>
+      </w:pPr>
+      <w:rPr>
+        <w:rFonts w:ascii="Wingdings" w:hAnsi="Wingdings" w:hint="default"/>
+      </w:rPr>
+    </w:lvl>
+    <w:lvl w:ilvl="3" w:tplc="10090001" w:tentative="1">
+      <w:start w:val="1"/>
+      <w:numFmt w:val="bullet"/>
+      <w:lvlText w:val=""/>
+      <w:lvlJc w:val="left"/>
+      <w:pPr>
+        <w:ind w:left="2880" w:hanging="360"/>
+      </w:pPr>
+      <w:rPr>
+        <w:rFonts w:ascii="Symbol" w:hAnsi="Symbol" w:hint="default"/>
+      </w:rPr>
+    </w:lvl>
+    <w:lvl w:ilvl="4" w:tplc="10090003" w:tentative="1">
+      <w:start w:val="1"/>
+      <w:numFmt w:val="bullet"/>
+      <w:lvlText w:val="o"/>
+      <w:lvlJc w:val="left"/>
+      <w:pPr>
+        <w:ind w:left="3600" w:hanging="360"/>
+      </w:pPr>
+      <w:rPr>
+        <w:rFonts w:ascii="Courier New" w:hAnsi="Courier New" w:cs="Courier New" w:hint="default"/>
+      </w:rPr>
+    </w:lvl>
+    <w:lvl w:ilvl="5" w:tplc="10090005" w:tentative="1">
+      <w:start w:val="1"/>
+      <w:numFmt w:val="bullet"/>
+      <w:lvlText w:val=""/>
+      <w:lvlJc w:val="left"/>
+      <w:pPr>
+        <w:ind w:left="4320" w:hanging="360"/>
+      </w:pPr>
+      <w:rPr>
+        <w:rFonts w:ascii="Wingdings" w:hAnsi="Wingdings" w:hint="default"/>
+      </w:rPr>
+    </w:lvl>
+    <w:lvl w:ilvl="6" w:tplc="10090001" w:tentative="1">
+      <w:start w:val="1"/>
+      <w:numFmt w:val="bullet"/>
+      <w:lvlText w:val=""/>
+      <w:lvlJc w:val="left"/>
+      <w:pPr>
+        <w:ind w:left="5040" w:hanging="360"/>
+      </w:pPr>
+      <w:rPr>
+        <w:rFonts w:ascii="Symbol" w:hAnsi="Symbol" w:hint="default"/>
+      </w:rPr>
+    </w:lvl>
+    <w:lvl w:ilvl="7" w:tplc="10090003" w:tentative="1">
+      <w:start w:val="1"/>
+      <w:numFmt w:val="bullet"/>
+      <w:lvlText w:val="o"/>
+      <w:lvlJc w:val="left"/>
+      <w:pPr>
+        <w:ind w:left="5760" w:hanging="360"/>
+      </w:pPr>
+      <w:rPr>
+        <w:rFonts w:ascii="Courier New" w:hAnsi="Courier New" w:cs="Courier New" w:hint="default"/>
+      </w:rPr>
+    </w:lvl>
+    <w:lvl w:ilvl="8" w:tplc="10090005" w:tentative="1">
+      <w:start w:val="1"/>
+      <w:numFmt w:val="bullet"/>
+      <w:lvlText w:val=""/>
+      <w:lvlJc w:val="left"/>
+      <w:pPr>
+        <w:ind w:left="6480" w:hanging="360"/>
+      </w:pPr>
+      <w:rPr>
+        <w:rFonts w:ascii="Wingdings" w:hAnsi="Wingdings" w:hint="default"/>
+      </w:rPr>
+    </w:lvl>
+  </w:abstractNum>
+  <w:abstractNum w:abstractNumId="9">
     <w:nsid w:val="4BF964F8"/>
     <w:multiLevelType w:val="hybridMultilevel"/>
     <w:tmpl w:val="D602C8AC"/>
@@ -9085,7 +9299,7 @@
       </w:rPr>
     </w:lvl>
   </w:abstractNum>
-  <w:abstractNum w:abstractNumId="9">
+  <w:abstractNum w:abstractNumId="10">
     <w:nsid w:val="62510E8B"/>
     <w:multiLevelType w:val="hybridMultilevel"/>
     <w:tmpl w:val="60249D94"/>
@@ -9198,7 +9412,7 @@
       </w:rPr>
     </w:lvl>
   </w:abstractNum>
-  <w:abstractNum w:abstractNumId="10">
+  <w:abstractNum w:abstractNumId="11">
     <w:nsid w:val="67126BFC"/>
     <w:multiLevelType w:val="hybridMultilevel"/>
     <w:tmpl w:val="DF962B32"/>
@@ -9311,7 +9525,7 @@
       </w:rPr>
     </w:lvl>
   </w:abstractNum>
-  <w:abstractNum w:abstractNumId="11">
+  <w:abstractNum w:abstractNumId="12">
     <w:nsid w:val="69787904"/>
     <w:multiLevelType w:val="multilevel"/>
     <w:tmpl w:val="BF86123A"/>
@@ -9460,7 +9674,7 @@
       </w:rPr>
     </w:lvl>
   </w:abstractNum>
-  <w:abstractNum w:abstractNumId="12">
+  <w:abstractNum w:abstractNumId="13">
     <w:nsid w:val="6ABE4C33"/>
     <w:multiLevelType w:val="hybridMultilevel"/>
     <w:tmpl w:val="13642E4A"/>
@@ -9573,7 +9787,120 @@
       </w:rPr>
     </w:lvl>
   </w:abstractNum>
-  <w:abstractNum w:abstractNumId="13">
+  <w:abstractNum w:abstractNumId="14">
+    <w:nsid w:val="6E870B73"/>
+    <w:multiLevelType w:val="hybridMultilevel"/>
+    <w:tmpl w:val="DFDA3C3A"/>
+    <w:lvl w:ilvl="0" w:tplc="1009000B">
+      <w:start w:val="1"/>
+      <w:numFmt w:val="bullet"/>
+      <w:lvlText w:val=""/>
+      <w:lvlJc w:val="left"/>
+      <w:pPr>
+        <w:ind w:left="720" w:hanging="360"/>
+      </w:pPr>
+      <w:rPr>
+        <w:rFonts w:ascii="Wingdings" w:hAnsi="Wingdings" w:hint="default"/>
+      </w:rPr>
+    </w:lvl>
+    <w:lvl w:ilvl="1" w:tplc="10090003" w:tentative="1">
+      <w:start w:val="1"/>
+      <w:numFmt w:val="bullet"/>
+      <w:lvlText w:val="o"/>
+      <w:lvlJc w:val="left"/>
+      <w:pPr>
+        <w:ind w:left="1440" w:hanging="360"/>
+      </w:pPr>
+      <w:rPr>
+        <w:rFonts w:ascii="Courier New" w:hAnsi="Courier New" w:cs="Courier New" w:hint="default"/>
+      </w:rPr>
+    </w:lvl>
+    <w:lvl w:ilvl="2" w:tplc="10090005" w:tentative="1">
+      <w:start w:val="1"/>
+      <w:numFmt w:val="bullet"/>
+      <w:lvlText w:val=""/>
+      <w:lvlJc w:val="left"/>
+      <w:pPr>
+        <w:ind w:left="2160" w:hanging="360"/>
+      </w:pPr>
+      <w:rPr>
+        <w:rFonts w:ascii="Wingdings" w:hAnsi="Wingdings" w:hint="default"/>
+      </w:rPr>
+    </w:lvl>
+    <w:lvl w:ilvl="3" w:tplc="10090001" w:tentative="1">
+      <w:start w:val="1"/>
+      <w:numFmt w:val="bullet"/>
+      <w:lvlText w:val=""/>
+      <w:lvlJc w:val="left"/>
+      <w:pPr>
+        <w:ind w:left="2880" w:hanging="360"/>
+      </w:pPr>
+      <w:rPr>
+        <w:rFonts w:ascii="Symbol" w:hAnsi="Symbol" w:hint="default"/>
+      </w:rPr>
+    </w:lvl>
+    <w:lvl w:ilvl="4" w:tplc="10090003" w:tentative="1">
+      <w:start w:val="1"/>
+      <w:numFmt w:val="bullet"/>
+      <w:lvlText w:val="o"/>
+      <w:lvlJc w:val="left"/>
+      <w:pPr>
+        <w:ind w:left="3600" w:hanging="360"/>
+      </w:pPr>
+      <w:rPr>
+        <w:rFonts w:ascii="Courier New" w:hAnsi="Courier New" w:cs="Courier New" w:hint="default"/>
+      </w:rPr>
+    </w:lvl>
+    <w:lvl w:ilvl="5" w:tplc="10090005" w:tentative="1">
+      <w:start w:val="1"/>
+      <w:numFmt w:val="bullet"/>
+      <w:lvlText w:val=""/>
+      <w:lvlJc w:val="left"/>
+      <w:pPr>
+        <w:ind w:left="4320" w:hanging="360"/>
+      </w:pPr>
+      <w:rPr>
+        <w:rFonts w:ascii="Wingdings" w:hAnsi="Wingdings" w:hint="default"/>
+      </w:rPr>
+    </w:lvl>
+    <w:lvl w:ilvl="6" w:tplc="10090001" w:tentative="1">
+      <w:start w:val="1"/>
+      <w:numFmt w:val="bullet"/>
+      <w:lvlText w:val=""/>
+      <w:lvlJc w:val="left"/>
+      <w:pPr>
+        <w:ind w:left="5040" w:hanging="360"/>
+      </w:pPr>
+      <w:rPr>
+        <w:rFonts w:ascii="Symbol" w:hAnsi="Symbol" w:hint="default"/>
+      </w:rPr>
+    </w:lvl>
+    <w:lvl w:ilvl="7" w:tplc="10090003" w:tentative="1">
+      <w:start w:val="1"/>
+      <w:numFmt w:val="bullet"/>
+      <w:lvlText w:val="o"/>
+      <w:lvlJc w:val="left"/>
+      <w:pPr>
+        <w:ind w:left="5760" w:hanging="360"/>
+      </w:pPr>
+      <w:rPr>
+        <w:rFonts w:ascii="Courier New" w:hAnsi="Courier New" w:cs="Courier New" w:hint="default"/>
+      </w:rPr>
+    </w:lvl>
+    <w:lvl w:ilvl="8" w:tplc="10090005" w:tentative="1">
+      <w:start w:val="1"/>
+      <w:numFmt w:val="bullet"/>
+      <w:lvlText w:val=""/>
+      <w:lvlJc w:val="left"/>
+      <w:pPr>
+        <w:ind w:left="6480" w:hanging="360"/>
+      </w:pPr>
+      <w:rPr>
+        <w:rFonts w:ascii="Wingdings" w:hAnsi="Wingdings" w:hint="default"/>
+      </w:rPr>
+    </w:lvl>
+  </w:abstractNum>
+  <w:abstractNum w:abstractNumId="15">
     <w:nsid w:val="6F571B77"/>
     <w:multiLevelType w:val="hybridMultilevel"/>
     <w:tmpl w:val="9DD8E73C"/>
@@ -9687,10 +10014,10 @@
     </w:lvl>
   </w:abstractNum>
   <w:num w:numId="1">
-    <w:abstractNumId w:val="13"/>
+    <w:abstractNumId w:val="15"/>
   </w:num>
   <w:num w:numId="2">
-    <w:abstractNumId w:val="11"/>
+    <w:abstractNumId w:val="12"/>
   </w:num>
   <w:num w:numId="3">
     <w:abstractNumId w:val="4"/>
@@ -9705,7 +10032,7 @@
     <w:abstractNumId w:val="1"/>
   </w:num>
   <w:num w:numId="7">
-    <w:abstractNumId w:val="8"/>
+    <w:abstractNumId w:val="9"/>
   </w:num>
   <w:num w:numId="8">
     <w:abstractNumId w:val="7"/>
@@ -9717,16 +10044,22 @@
     <w:abstractNumId w:val="5"/>
   </w:num>
   <w:num w:numId="11">
-    <w:abstractNumId w:val="9"/>
+    <w:abstractNumId w:val="10"/>
   </w:num>
   <w:num w:numId="12">
-    <w:abstractNumId w:val="10"/>
+    <w:abstractNumId w:val="11"/>
   </w:num>
   <w:num w:numId="13">
     <w:abstractNumId w:val="0"/>
   </w:num>
   <w:num w:numId="14">
-    <w:abstractNumId w:val="12"/>
+    <w:abstractNumId w:val="13"/>
+  </w:num>
+  <w:num w:numId="15">
+    <w:abstractNumId w:val="8"/>
+  </w:num>
+  <w:num w:numId="16">
+    <w:abstractNumId w:val="14"/>
   </w:num>
   <w:numIdMacAtCleanup w:val="11"/>
 </w:numbering>
@@ -10836,7 +11169,7 @@
 </file>
 
 <file path=customXml/itemProps1.xml><?xml version="1.0" encoding="utf-8"?>
-<ds:datastoreItem xmlns:ds="http://schemas.openxmlformats.org/officeDocument/2006/customXml" ds:itemID="{D7AEF247-4634-4AB4-915D-3312BFF71E82}">
+<ds:datastoreItem xmlns:ds="http://schemas.openxmlformats.org/officeDocument/2006/customXml" ds:itemID="{80C544B0-57C1-49AA-92E1-DCA889F03B8B}">
   <ds:schemaRefs>
     <ds:schemaRef ds:uri="http://schemas.openxmlformats.org/officeDocument/2006/bibliography"/>
   </ds:schemaRefs>

--- a/assets/files/Alexander_Kosorukov_Resume.docx
+++ b/assets/files/Alexander_Kosorukov_Resume.docx
@@ -13,8 +13,6 @@
           <w:szCs w:val="40"/>
         </w:rPr>
       </w:pPr>
-      <w:bookmarkStart w:id="0" w:name="_GoBack"/>
-      <w:bookmarkEnd w:id="0"/>
       <w:r>
         <w:rPr>
           <w:rStyle w:val="normaltextrun1"/>
@@ -3433,37 +3431,6 @@
                 <w:szCs w:val="24"/>
               </w:rPr>
             </w:pPr>
-            <w:r>
-              <w:rPr>
-                <w:rFonts w:ascii="Arial Narrow" w:hAnsi="Arial Narrow" w:cs="Arial"/>
-                <w:b w:val="0"/>
-                <w:color w:val="222222"/>
-                <w:sz w:val="24"/>
-                <w:szCs w:val="24"/>
-                <w:shd w:val="clear" w:color="auto" w:fill="FFFFFF"/>
-              </w:rPr>
-              <w:t>Red Hat Linux</w:t>
-            </w:r>
-            <w:r>
-              <w:rPr>
-                <w:rFonts w:ascii="Arial Narrow" w:hAnsi="Arial Narrow" w:cs="Arial"/>
-                <w:b w:val="0"/>
-                <w:color w:val="222222"/>
-                <w:sz w:val="24"/>
-                <w:szCs w:val="24"/>
-                <w:shd w:val="clear" w:color="auto" w:fill="FFFFFF"/>
-              </w:rPr>
-              <w:t>/</w:t>
-            </w:r>
-            <w:r>
-              <w:rPr>
-                <w:rFonts w:ascii="Arial Narrow" w:hAnsi="Arial Narrow"/>
-                <w:b w:val="0"/>
-                <w:sz w:val="24"/>
-                <w:szCs w:val="24"/>
-              </w:rPr>
-              <w:t xml:space="preserve">UNIX </w:t>
-            </w:r>
             <w:proofErr w:type="spellStart"/>
             <w:r>
               <w:rPr>
@@ -3472,7 +3439,7 @@
                 <w:sz w:val="24"/>
                 <w:szCs w:val="24"/>
               </w:rPr>
-              <w:t>Korn</w:t>
+              <w:t>PlantUML</w:t>
             </w:r>
             <w:proofErr w:type="spellEnd"/>
             <w:r>
@@ -3482,34 +3449,7 @@
                 <w:sz w:val="24"/>
                 <w:szCs w:val="24"/>
               </w:rPr>
-              <w:t xml:space="preserve"> </w:t>
-            </w:r>
-            <w:r>
-              <w:rPr>
-                <w:rFonts w:ascii="Arial Narrow" w:hAnsi="Arial Narrow"/>
-                <w:b w:val="0"/>
-                <w:sz w:val="24"/>
-                <w:szCs w:val="24"/>
-              </w:rPr>
-              <w:t>Shell (</w:t>
-            </w:r>
-            <w:r>
-              <w:rPr>
-                <w:rFonts w:ascii="Arial Narrow" w:hAnsi="Arial Narrow"/>
-                <w:b w:val="0"/>
-                <w:sz w:val="24"/>
-                <w:szCs w:val="24"/>
-              </w:rPr>
-              <w:t>8 years</w:t>
-            </w:r>
-            <w:r>
-              <w:rPr>
-                <w:rFonts w:ascii="Arial Narrow" w:hAnsi="Arial Narrow"/>
-                <w:b w:val="0"/>
-                <w:sz w:val="24"/>
-                <w:szCs w:val="24"/>
-              </w:rPr>
-              <w:t>)</w:t>
+              <w:t xml:space="preserve"> (1 year)</w:t>
             </w:r>
           </w:p>
         </w:tc>
@@ -3541,12 +3481,81 @@
             </w:pPr>
             <w:r>
               <w:rPr>
-                <w:rFonts w:ascii="Arial Narrow" w:hAnsi="Arial Narrow"/>
-                <w:b w:val="0"/>
-                <w:sz w:val="24"/>
-                <w:szCs w:val="24"/>
-              </w:rPr>
-              <w:t>Jasmine framework (10 years)</w:t>
+                <w:rFonts w:ascii="Arial Narrow" w:hAnsi="Arial Narrow" w:cs="Arial"/>
+                <w:b w:val="0"/>
+                <w:color w:val="222222"/>
+                <w:sz w:val="24"/>
+                <w:szCs w:val="24"/>
+                <w:shd w:val="clear" w:color="auto" w:fill="FFFFFF"/>
+              </w:rPr>
+              <w:t>Red Hat Linux</w:t>
+            </w:r>
+            <w:r>
+              <w:rPr>
+                <w:rFonts w:ascii="Arial Narrow" w:hAnsi="Arial Narrow" w:cs="Arial"/>
+                <w:b w:val="0"/>
+                <w:color w:val="222222"/>
+                <w:sz w:val="24"/>
+                <w:szCs w:val="24"/>
+                <w:shd w:val="clear" w:color="auto" w:fill="FFFFFF"/>
+              </w:rPr>
+              <w:t>/</w:t>
+            </w:r>
+            <w:r>
+              <w:rPr>
+                <w:rFonts w:ascii="Arial Narrow" w:hAnsi="Arial Narrow"/>
+                <w:b w:val="0"/>
+                <w:sz w:val="24"/>
+                <w:szCs w:val="24"/>
+              </w:rPr>
+              <w:t xml:space="preserve">UNIX </w:t>
+            </w:r>
+            <w:proofErr w:type="spellStart"/>
+            <w:r>
+              <w:rPr>
+                <w:rFonts w:ascii="Arial Narrow" w:hAnsi="Arial Narrow"/>
+                <w:b w:val="0"/>
+                <w:sz w:val="24"/>
+                <w:szCs w:val="24"/>
+              </w:rPr>
+              <w:t>Korn</w:t>
+            </w:r>
+            <w:proofErr w:type="spellEnd"/>
+            <w:r>
+              <w:rPr>
+                <w:rFonts w:ascii="Arial Narrow" w:hAnsi="Arial Narrow"/>
+                <w:b w:val="0"/>
+                <w:sz w:val="24"/>
+                <w:szCs w:val="24"/>
+              </w:rPr>
+              <w:t xml:space="preserve"> </w:t>
+            </w:r>
+            <w:r>
+              <w:rPr>
+                <w:rFonts w:ascii="Arial Narrow" w:hAnsi="Arial Narrow"/>
+                <w:b w:val="0"/>
+                <w:sz w:val="24"/>
+                <w:szCs w:val="24"/>
+              </w:rPr>
+              <w:t>Shell (</w:t>
+            </w:r>
+            <w:r>
+              <w:rPr>
+                <w:rFonts w:ascii="Arial Narrow" w:hAnsi="Arial Narrow"/>
+                <w:b w:val="0"/>
+                <w:sz w:val="24"/>
+                <w:szCs w:val="24"/>
+              </w:rPr>
+              <w:t>8 years</w:t>
+            </w:r>
+            <w:r>
+              <w:rPr>
+                <w:rFonts w:ascii="Arial Narrow" w:hAnsi="Arial Narrow"/>
+                <w:b w:val="0"/>
+                <w:sz w:val="24"/>
+                <w:szCs w:val="24"/>
+              </w:rPr>
+              <w:t>)</w:t>
             </w:r>
           </w:p>
         </w:tc>
@@ -3578,14 +3587,15 @@
                 <w:szCs w:val="24"/>
               </w:rPr>
             </w:pPr>
-            <w:r>
-              <w:rPr>
-                <w:rFonts w:ascii="Arial Narrow" w:hAnsi="Arial Narrow"/>
-                <w:b w:val="0"/>
-                <w:sz w:val="24"/>
-                <w:szCs w:val="24"/>
-              </w:rPr>
-              <w:t>Karma test runner (10 years)</w:t>
+            <w:bookmarkStart w:id="0" w:name="_GoBack" w:colFirst="1" w:colLast="1"/>
+            <w:r>
+              <w:rPr>
+                <w:rFonts w:ascii="Arial Narrow" w:hAnsi="Arial Narrow"/>
+                <w:b w:val="0"/>
+                <w:sz w:val="24"/>
+                <w:szCs w:val="24"/>
+              </w:rPr>
+              <w:t>Jasmine framework (10 years)</w:t>
             </w:r>
           </w:p>
         </w:tc>
@@ -3615,25 +3625,14 @@
                 <w:szCs w:val="24"/>
               </w:rPr>
             </w:pPr>
-            <w:proofErr w:type="spellStart"/>
-            <w:r>
-              <w:rPr>
-                <w:rFonts w:ascii="Arial Narrow" w:hAnsi="Arial Narrow"/>
-                <w:b w:val="0"/>
-                <w:sz w:val="24"/>
-                <w:szCs w:val="24"/>
-              </w:rPr>
-              <w:t>SonarQube</w:t>
-            </w:r>
-            <w:proofErr w:type="spellEnd"/>
-            <w:r>
-              <w:rPr>
-                <w:rFonts w:ascii="Arial Narrow" w:hAnsi="Arial Narrow"/>
-                <w:b w:val="0"/>
-                <w:sz w:val="24"/>
-                <w:szCs w:val="24"/>
-              </w:rPr>
-              <w:t>( 8 years)</w:t>
+            <w:r>
+              <w:rPr>
+                <w:rFonts w:ascii="Arial Narrow" w:hAnsi="Arial Narrow"/>
+                <w:b w:val="0"/>
+                <w:sz w:val="24"/>
+                <w:szCs w:val="24"/>
+              </w:rPr>
+              <w:t>Playwright (1 year)</w:t>
             </w:r>
           </w:p>
         </w:tc>
@@ -3663,6 +3662,48 @@
                 <w:szCs w:val="24"/>
               </w:rPr>
             </w:pPr>
+            <w:r>
+              <w:rPr>
+                <w:rFonts w:ascii="Arial Narrow" w:hAnsi="Arial Narrow"/>
+                <w:b w:val="0"/>
+                <w:sz w:val="24"/>
+                <w:szCs w:val="24"/>
+              </w:rPr>
+              <w:t>Karma test runner (10 years)</w:t>
+            </w:r>
+          </w:p>
+        </w:tc>
+      </w:tr>
+      <w:bookmarkEnd w:id="0"/>
+      <w:tr>
+        <w:tc>
+          <w:tcPr>
+            <w:tcW w:w="3372" w:type="dxa"/>
+            <w:vAlign w:val="center"/>
+          </w:tcPr>
+          <w:p>
+            <w:pPr>
+              <w:pStyle w:val="BodyText2"/>
+              <w:numPr>
+                <w:ilvl w:val="0"/>
+                <w:numId w:val="7"/>
+              </w:numPr>
+              <w:tabs>
+                <w:tab w:val="clear" w:pos="2127"/>
+                <w:tab w:val="clear" w:pos="7371"/>
+                <w:tab w:val="clear" w:pos="10065"/>
+              </w:tabs>
+              <w:spacing w:after="120"/>
+              <w:ind w:right="114"/>
+              <w:rPr>
+                <w:rFonts w:ascii="Arial Narrow" w:hAnsi="Arial Narrow" w:cs="Arial"/>
+                <w:b w:val="0"/>
+                <w:color w:val="222222"/>
+                <w:sz w:val="24"/>
+                <w:szCs w:val="24"/>
+                <w:shd w:val="clear" w:color="auto" w:fill="FFFFFF"/>
+              </w:rPr>
+            </w:pPr>
             <w:proofErr w:type="spellStart"/>
             <w:r>
               <w:rPr>
@@ -3671,6 +3712,54 @@
                 <w:sz w:val="24"/>
                 <w:szCs w:val="24"/>
               </w:rPr>
+              <w:t>SonarQube</w:t>
+            </w:r>
+            <w:proofErr w:type="spellEnd"/>
+            <w:r>
+              <w:rPr>
+                <w:rFonts w:ascii="Arial Narrow" w:hAnsi="Arial Narrow"/>
+                <w:b w:val="0"/>
+                <w:sz w:val="24"/>
+                <w:szCs w:val="24"/>
+              </w:rPr>
+              <w:t>( 8 years)</w:t>
+            </w:r>
+          </w:p>
+        </w:tc>
+        <w:tc>
+          <w:tcPr>
+            <w:tcW w:w="3282" w:type="dxa"/>
+            <w:vAlign w:val="center"/>
+          </w:tcPr>
+          <w:p>
+            <w:pPr>
+              <w:pStyle w:val="BodyText2"/>
+              <w:numPr>
+                <w:ilvl w:val="0"/>
+                <w:numId w:val="7"/>
+              </w:numPr>
+              <w:tabs>
+                <w:tab w:val="clear" w:pos="2127"/>
+                <w:tab w:val="clear" w:pos="7371"/>
+                <w:tab w:val="clear" w:pos="10065"/>
+              </w:tabs>
+              <w:spacing w:after="120"/>
+              <w:ind w:right="0"/>
+              <w:rPr>
+                <w:rFonts w:ascii="Arial Narrow" w:hAnsi="Arial Narrow"/>
+                <w:b w:val="0"/>
+                <w:sz w:val="24"/>
+                <w:szCs w:val="24"/>
+              </w:rPr>
+            </w:pPr>
+            <w:proofErr w:type="spellStart"/>
+            <w:r>
+              <w:rPr>
+                <w:rFonts w:ascii="Arial Narrow" w:hAnsi="Arial Narrow"/>
+                <w:b w:val="0"/>
+                <w:sz w:val="24"/>
+                <w:szCs w:val="24"/>
+              </w:rPr>
               <w:t>Kibana</w:t>
             </w:r>
             <w:proofErr w:type="spellEnd"/>
@@ -3682,6 +3771,92 @@
                 <w:szCs w:val="24"/>
               </w:rPr>
               <w:t xml:space="preserve"> (0.5 year)</w:t>
+            </w:r>
+          </w:p>
+        </w:tc>
+        <w:tc>
+          <w:tcPr>
+            <w:tcW w:w="3269" w:type="dxa"/>
+            <w:vAlign w:val="center"/>
+          </w:tcPr>
+          <w:p>
+            <w:pPr>
+              <w:pStyle w:val="BodyText2"/>
+              <w:numPr>
+                <w:ilvl w:val="0"/>
+                <w:numId w:val="7"/>
+              </w:numPr>
+              <w:tabs>
+                <w:tab w:val="clear" w:pos="2127"/>
+                <w:tab w:val="clear" w:pos="7371"/>
+                <w:tab w:val="clear" w:pos="10065"/>
+              </w:tabs>
+              <w:spacing w:after="120"/>
+              <w:ind w:right="0"/>
+              <w:rPr>
+                <w:rFonts w:ascii="Arial Narrow" w:hAnsi="Arial Narrow" w:cs="Arial"/>
+                <w:b w:val="0"/>
+                <w:color w:val="222222"/>
+                <w:sz w:val="24"/>
+                <w:szCs w:val="24"/>
+                <w:shd w:val="clear" w:color="auto" w:fill="FFFFFF"/>
+              </w:rPr>
+            </w:pPr>
+            <w:proofErr w:type="spellStart"/>
+            <w:r>
+              <w:rPr>
+                <w:rFonts w:ascii="Arial Narrow" w:hAnsi="Arial Narrow"/>
+                <w:b w:val="0"/>
+                <w:sz w:val="24"/>
+                <w:szCs w:val="24"/>
+              </w:rPr>
+              <w:t>Fluentd</w:t>
+            </w:r>
+            <w:proofErr w:type="spellEnd"/>
+            <w:r>
+              <w:rPr>
+                <w:rFonts w:ascii="Arial Narrow" w:hAnsi="Arial Narrow"/>
+                <w:b w:val="0"/>
+                <w:sz w:val="24"/>
+                <w:szCs w:val="24"/>
+              </w:rPr>
+              <w:t xml:space="preserve"> 1.0 (0</w:t>
+            </w:r>
+            <w:r>
+              <w:rPr>
+                <w:rFonts w:ascii="Arial Narrow" w:hAnsi="Arial Narrow"/>
+                <w:b w:val="0"/>
+                <w:sz w:val="24"/>
+                <w:szCs w:val="24"/>
+              </w:rPr>
+              <w:t>.</w:t>
+            </w:r>
+            <w:r>
+              <w:rPr>
+                <w:rFonts w:ascii="Arial Narrow" w:hAnsi="Arial Narrow"/>
+                <w:b w:val="0"/>
+                <w:sz w:val="24"/>
+                <w:szCs w:val="24"/>
+              </w:rPr>
+              <w:t>5</w:t>
+            </w:r>
+            <w:r>
+              <w:rPr>
+                <w:rFonts w:ascii="Arial Narrow" w:hAnsi="Arial Narrow"/>
+                <w:b w:val="0"/>
+                <w:sz w:val="24"/>
+                <w:szCs w:val="24"/>
+              </w:rPr>
+              <w:t xml:space="preserve"> </w:t>
+            </w:r>
+            <w:r>
+              <w:rPr>
+                <w:rFonts w:ascii="Arial Narrow" w:hAnsi="Arial Narrow"/>
+                <w:b w:val="0"/>
+                <w:sz w:val="24"/>
+                <w:szCs w:val="24"/>
+              </w:rPr>
+              <w:t>year)</w:t>
             </w:r>
           </w:p>
         </w:tc>
@@ -3707,69 +3882,20 @@
               <w:spacing w:after="120"/>
               <w:ind w:right="114"/>
               <w:rPr>
-                <w:rFonts w:ascii="Arial Narrow" w:hAnsi="Arial Narrow" w:cs="Arial"/>
-                <w:b w:val="0"/>
-                <w:color w:val="222222"/>
-                <w:sz w:val="24"/>
-                <w:szCs w:val="24"/>
-                <w:shd w:val="clear" w:color="auto" w:fill="FFFFFF"/>
+                <w:rFonts w:ascii="Arial Narrow" w:hAnsi="Arial Narrow"/>
+                <w:b w:val="0"/>
+                <w:sz w:val="24"/>
+                <w:szCs w:val="24"/>
               </w:rPr>
             </w:pPr>
-            <w:proofErr w:type="spellStart"/>
-            <w:r>
-              <w:rPr>
-                <w:rFonts w:ascii="Arial Narrow" w:hAnsi="Arial Narrow"/>
-                <w:b w:val="0"/>
-                <w:sz w:val="24"/>
-                <w:szCs w:val="24"/>
-              </w:rPr>
-              <w:t>Fluentd</w:t>
-            </w:r>
-            <w:proofErr w:type="spellEnd"/>
-            <w:r>
-              <w:rPr>
-                <w:rFonts w:ascii="Arial Narrow" w:hAnsi="Arial Narrow"/>
-                <w:b w:val="0"/>
-                <w:sz w:val="24"/>
-                <w:szCs w:val="24"/>
-              </w:rPr>
-              <w:t xml:space="preserve"> 1.0 (0</w:t>
-            </w:r>
-            <w:r>
-              <w:rPr>
-                <w:rFonts w:ascii="Arial Narrow" w:hAnsi="Arial Narrow"/>
-                <w:b w:val="0"/>
-                <w:sz w:val="24"/>
-                <w:szCs w:val="24"/>
-              </w:rPr>
-              <w:t>.</w:t>
-            </w:r>
-            <w:r>
-              <w:rPr>
-                <w:rFonts w:ascii="Arial Narrow" w:hAnsi="Arial Narrow"/>
-                <w:b w:val="0"/>
-                <w:sz w:val="24"/>
-                <w:szCs w:val="24"/>
-              </w:rPr>
-              <w:t>5</w:t>
-            </w:r>
-            <w:r>
-              <w:rPr>
-                <w:rFonts w:ascii="Arial Narrow" w:hAnsi="Arial Narrow"/>
-                <w:b w:val="0"/>
-                <w:sz w:val="24"/>
-                <w:szCs w:val="24"/>
-              </w:rPr>
-              <w:t xml:space="preserve"> </w:t>
-            </w:r>
-            <w:r>
-              <w:rPr>
-                <w:rFonts w:ascii="Arial Narrow" w:hAnsi="Arial Narrow"/>
-                <w:b w:val="0"/>
-                <w:sz w:val="24"/>
-                <w:szCs w:val="24"/>
-              </w:rPr>
-              <w:t>year)</w:t>
+            <w:r>
+              <w:rPr>
+                <w:rFonts w:ascii="Arial Narrow" w:hAnsi="Arial Narrow"/>
+                <w:b w:val="0"/>
+                <w:sz w:val="24"/>
+                <w:szCs w:val="24"/>
+              </w:rPr>
+              <w:t>JIRA (8 years)</w:t>
             </w:r>
           </w:p>
         </w:tc>
@@ -3783,7 +3909,7 @@
               <w:pStyle w:val="BodyText2"/>
               <w:numPr>
                 <w:ilvl w:val="0"/>
-                <w:numId w:val="7"/>
+                <w:numId w:val="17"/>
               </w:numPr>
               <w:tabs>
                 <w:tab w:val="clear" w:pos="2127"/>
@@ -3799,14 +3925,37 @@
                 <w:szCs w:val="24"/>
               </w:rPr>
             </w:pPr>
-            <w:r>
-              <w:rPr>
-                <w:rFonts w:ascii="Arial Narrow" w:hAnsi="Arial Narrow"/>
-                <w:b w:val="0"/>
-                <w:sz w:val="24"/>
-                <w:szCs w:val="24"/>
-              </w:rPr>
-              <w:t>JIRA (8 years)</w:t>
+            <w:proofErr w:type="spellStart"/>
+            <w:r>
+              <w:rPr>
+                <w:rFonts w:ascii="Arial Narrow" w:hAnsi="Arial Narrow"/>
+                <w:b w:val="0"/>
+                <w:bCs/>
+                <w:sz w:val="24"/>
+                <w:szCs w:val="24"/>
+              </w:rPr>
+              <w:t>GitHub</w:t>
+            </w:r>
+            <w:proofErr w:type="spellEnd"/>
+            <w:r>
+              <w:rPr>
+                <w:rFonts w:ascii="Arial Narrow" w:hAnsi="Arial Narrow"/>
+                <w:b w:val="0"/>
+                <w:bCs/>
+                <w:sz w:val="24"/>
+                <w:szCs w:val="24"/>
+              </w:rPr>
+              <w:t xml:space="preserve"> (</w:t>
+            </w:r>
+            <w:r>
+              <w:rPr>
+                <w:rFonts w:ascii="Arial Narrow" w:hAnsi="Arial Narrow"/>
+                <w:b w:val="0"/>
+                <w:bCs/>
+                <w:sz w:val="24"/>
+                <w:szCs w:val="24"/>
+              </w:rPr>
+              <w:t>9 years)</w:t>
             </w:r>
           </w:p>
         </w:tc>
@@ -3820,7 +3969,7 @@
               <w:pStyle w:val="BodyText2"/>
               <w:numPr>
                 <w:ilvl w:val="0"/>
-                <w:numId w:val="7"/>
+                <w:numId w:val="17"/>
               </w:numPr>
               <w:tabs>
                 <w:tab w:val="clear" w:pos="2127"/>
@@ -3838,68 +3987,6 @@
                 <w:shd w:val="clear" w:color="auto" w:fill="FFFFFF"/>
               </w:rPr>
             </w:pPr>
-            <w:proofErr w:type="spellStart"/>
-            <w:r>
-              <w:rPr>
-                <w:rFonts w:ascii="Arial Narrow" w:hAnsi="Arial Narrow"/>
-                <w:b w:val="0"/>
-                <w:bCs/>
-                <w:sz w:val="24"/>
-                <w:szCs w:val="24"/>
-              </w:rPr>
-              <w:t>GitHub</w:t>
-            </w:r>
-            <w:proofErr w:type="spellEnd"/>
-            <w:r>
-              <w:rPr>
-                <w:rFonts w:ascii="Arial Narrow" w:hAnsi="Arial Narrow"/>
-                <w:b w:val="0"/>
-                <w:bCs/>
-                <w:sz w:val="24"/>
-                <w:szCs w:val="24"/>
-              </w:rPr>
-              <w:t xml:space="preserve"> (</w:t>
-            </w:r>
-            <w:r>
-              <w:rPr>
-                <w:rFonts w:ascii="Arial Narrow" w:hAnsi="Arial Narrow"/>
-                <w:b w:val="0"/>
-                <w:bCs/>
-                <w:sz w:val="24"/>
-                <w:szCs w:val="24"/>
-              </w:rPr>
-              <w:t>9 years)</w:t>
-            </w:r>
-          </w:p>
-        </w:tc>
-      </w:tr>
-      <w:tr>
-        <w:tc>
-          <w:tcPr>
-            <w:tcW w:w="3372" w:type="dxa"/>
-            <w:vAlign w:val="center"/>
-          </w:tcPr>
-          <w:p>
-            <w:pPr>
-              <w:pStyle w:val="BodyText2"/>
-              <w:numPr>
-                <w:ilvl w:val="0"/>
-                <w:numId w:val="7"/>
-              </w:numPr>
-              <w:tabs>
-                <w:tab w:val="clear" w:pos="2127"/>
-                <w:tab w:val="clear" w:pos="7371"/>
-                <w:tab w:val="clear" w:pos="10065"/>
-              </w:tabs>
-              <w:spacing w:after="120"/>
-              <w:ind w:right="114"/>
-              <w:rPr>
-                <w:rFonts w:ascii="Arial Narrow" w:hAnsi="Arial Narrow"/>
-                <w:b w:val="0"/>
-                <w:sz w:val="24"/>
-                <w:szCs w:val="24"/>
-              </w:rPr>
-            </w:pPr>
             <w:r>
               <w:rPr>
                 <w:rFonts w:ascii="Arial Narrow" w:hAnsi="Arial Narrow"/>
@@ -3909,56 +3996,6 @@
               </w:rPr>
               <w:t>Confluence (8 years)</w:t>
             </w:r>
-          </w:p>
-        </w:tc>
-        <w:tc>
-          <w:tcPr>
-            <w:tcW w:w="3282" w:type="dxa"/>
-            <w:vAlign w:val="center"/>
-          </w:tcPr>
-          <w:p>
-            <w:pPr>
-              <w:pStyle w:val="BodyText2"/>
-              <w:tabs>
-                <w:tab w:val="clear" w:pos="2127"/>
-                <w:tab w:val="clear" w:pos="7371"/>
-                <w:tab w:val="clear" w:pos="10065"/>
-              </w:tabs>
-              <w:spacing w:after="120"/>
-              <w:ind w:left="720" w:right="0"/>
-              <w:rPr>
-                <w:rFonts w:ascii="Arial Narrow" w:hAnsi="Arial Narrow"/>
-                <w:b w:val="0"/>
-                <w:sz w:val="24"/>
-                <w:szCs w:val="24"/>
-              </w:rPr>
-            </w:pPr>
-          </w:p>
-        </w:tc>
-        <w:tc>
-          <w:tcPr>
-            <w:tcW w:w="3269" w:type="dxa"/>
-            <w:vAlign w:val="center"/>
-          </w:tcPr>
-          <w:p>
-            <w:pPr>
-              <w:pStyle w:val="BodyText2"/>
-              <w:tabs>
-                <w:tab w:val="clear" w:pos="2127"/>
-                <w:tab w:val="clear" w:pos="7371"/>
-                <w:tab w:val="clear" w:pos="10065"/>
-              </w:tabs>
-              <w:spacing w:after="120"/>
-              <w:ind w:left="720" w:right="0"/>
-              <w:rPr>
-                <w:rFonts w:ascii="Arial Narrow" w:hAnsi="Arial Narrow" w:cs="Arial"/>
-                <w:b w:val="0"/>
-                <w:color w:val="222222"/>
-                <w:sz w:val="24"/>
-                <w:szCs w:val="24"/>
-                <w:shd w:val="clear" w:color="auto" w:fill="FFFFFF"/>
-              </w:rPr>
-            </w:pPr>
           </w:p>
         </w:tc>
       </w:tr>
@@ -8023,7 +8060,7 @@
             <w:bCs/>
             <w:noProof/>
           </w:rPr>
-          <w:t>1</w:t>
+          <w:t>4</w:t>
         </w:r>
         <w:r>
           <w:rPr>
@@ -8848,6 +8885,119 @@
     </w:lvl>
   </w:abstractNum>
   <w:abstractNum w:abstractNumId="6">
+    <w:nsid w:val="225E3050"/>
+    <w:multiLevelType w:val="hybridMultilevel"/>
+    <w:tmpl w:val="FD8A601A"/>
+    <w:lvl w:ilvl="0" w:tplc="10090001">
+      <w:start w:val="1"/>
+      <w:numFmt w:val="bullet"/>
+      <w:lvlText w:val=""/>
+      <w:lvlJc w:val="left"/>
+      <w:pPr>
+        <w:ind w:left="720" w:hanging="360"/>
+      </w:pPr>
+      <w:rPr>
+        <w:rFonts w:ascii="Symbol" w:hAnsi="Symbol" w:hint="default"/>
+      </w:rPr>
+    </w:lvl>
+    <w:lvl w:ilvl="1" w:tplc="10090003" w:tentative="1">
+      <w:start w:val="1"/>
+      <w:numFmt w:val="bullet"/>
+      <w:lvlText w:val="o"/>
+      <w:lvlJc w:val="left"/>
+      <w:pPr>
+        <w:ind w:left="1440" w:hanging="360"/>
+      </w:pPr>
+      <w:rPr>
+        <w:rFonts w:ascii="Courier New" w:hAnsi="Courier New" w:cs="Courier New" w:hint="default"/>
+      </w:rPr>
+    </w:lvl>
+    <w:lvl w:ilvl="2" w:tplc="10090005" w:tentative="1">
+      <w:start w:val="1"/>
+      <w:numFmt w:val="bullet"/>
+      <w:lvlText w:val=""/>
+      <w:lvlJc w:val="left"/>
+      <w:pPr>
+        <w:ind w:left="2160" w:hanging="360"/>
+      </w:pPr>
+      <w:rPr>
+        <w:rFonts w:ascii="Wingdings" w:hAnsi="Wingdings" w:hint="default"/>
+      </w:rPr>
+    </w:lvl>
+    <w:lvl w:ilvl="3" w:tplc="10090001" w:tentative="1">
+      <w:start w:val="1"/>
+      <w:numFmt w:val="bullet"/>
+      <w:lvlText w:val=""/>
+      <w:lvlJc w:val="left"/>
+      <w:pPr>
+        <w:ind w:left="2880" w:hanging="360"/>
+      </w:pPr>
+      <w:rPr>
+        <w:rFonts w:ascii="Symbol" w:hAnsi="Symbol" w:hint="default"/>
+      </w:rPr>
+    </w:lvl>
+    <w:lvl w:ilvl="4" w:tplc="10090003" w:tentative="1">
+      <w:start w:val="1"/>
+      <w:numFmt w:val="bullet"/>
+      <w:lvlText w:val="o"/>
+      <w:lvlJc w:val="left"/>
+      <w:pPr>
+        <w:ind w:left="3600" w:hanging="360"/>
+      </w:pPr>
+      <w:rPr>
+        <w:rFonts w:ascii="Courier New" w:hAnsi="Courier New" w:cs="Courier New" w:hint="default"/>
+      </w:rPr>
+    </w:lvl>
+    <w:lvl w:ilvl="5" w:tplc="10090005" w:tentative="1">
+      <w:start w:val="1"/>
+      <w:numFmt w:val="bullet"/>
+      <w:lvlText w:val=""/>
+      <w:lvlJc w:val="left"/>
+      <w:pPr>
+        <w:ind w:left="4320" w:hanging="360"/>
+      </w:pPr>
+      <w:rPr>
+        <w:rFonts w:ascii="Wingdings" w:hAnsi="Wingdings" w:hint="default"/>
+      </w:rPr>
+    </w:lvl>
+    <w:lvl w:ilvl="6" w:tplc="10090001" w:tentative="1">
+      <w:start w:val="1"/>
+      <w:numFmt w:val="bullet"/>
+      <w:lvlText w:val=""/>
+      <w:lvlJc w:val="left"/>
+      <w:pPr>
+        <w:ind w:left="5040" w:hanging="360"/>
+      </w:pPr>
+      <w:rPr>
+        <w:rFonts w:ascii="Symbol" w:hAnsi="Symbol" w:hint="default"/>
+      </w:rPr>
+    </w:lvl>
+    <w:lvl w:ilvl="7" w:tplc="10090003" w:tentative="1">
+      <w:start w:val="1"/>
+      <w:numFmt w:val="bullet"/>
+      <w:lvlText w:val="o"/>
+      <w:lvlJc w:val="left"/>
+      <w:pPr>
+        <w:ind w:left="5760" w:hanging="360"/>
+      </w:pPr>
+      <w:rPr>
+        <w:rFonts w:ascii="Courier New" w:hAnsi="Courier New" w:cs="Courier New" w:hint="default"/>
+      </w:rPr>
+    </w:lvl>
+    <w:lvl w:ilvl="8" w:tplc="10090005" w:tentative="1">
+      <w:start w:val="1"/>
+      <w:numFmt w:val="bullet"/>
+      <w:lvlText w:val=""/>
+      <w:lvlJc w:val="left"/>
+      <w:pPr>
+        <w:ind w:left="6480" w:hanging="360"/>
+      </w:pPr>
+      <w:rPr>
+        <w:rFonts w:ascii="Wingdings" w:hAnsi="Wingdings" w:hint="default"/>
+      </w:rPr>
+    </w:lvl>
+  </w:abstractNum>
+  <w:abstractNum w:abstractNumId="7">
     <w:nsid w:val="2C144192"/>
     <w:multiLevelType w:val="hybridMultilevel"/>
     <w:tmpl w:val="8C843116"/>
@@ -8960,7 +9110,7 @@
       </w:rPr>
     </w:lvl>
   </w:abstractNum>
-  <w:abstractNum w:abstractNumId="7">
+  <w:abstractNum w:abstractNumId="8">
     <w:nsid w:val="34514EBE"/>
     <w:multiLevelType w:val="hybridMultilevel"/>
     <w:tmpl w:val="AEC674DA"/>
@@ -9073,7 +9223,7 @@
       </w:rPr>
     </w:lvl>
   </w:abstractNum>
-  <w:abstractNum w:abstractNumId="8">
+  <w:abstractNum w:abstractNumId="9">
     <w:nsid w:val="46C65AE8"/>
     <w:multiLevelType w:val="hybridMultilevel"/>
     <w:tmpl w:val="6AD0045E"/>
@@ -9186,7 +9336,7 @@
       </w:rPr>
     </w:lvl>
   </w:abstractNum>
-  <w:abstractNum w:abstractNumId="9">
+  <w:abstractNum w:abstractNumId="10">
     <w:nsid w:val="4BF964F8"/>
     <w:multiLevelType w:val="hybridMultilevel"/>
     <w:tmpl w:val="D602C8AC"/>
@@ -9299,7 +9449,7 @@
       </w:rPr>
     </w:lvl>
   </w:abstractNum>
-  <w:abstractNum w:abstractNumId="10">
+  <w:abstractNum w:abstractNumId="11">
     <w:nsid w:val="62510E8B"/>
     <w:multiLevelType w:val="hybridMultilevel"/>
     <w:tmpl w:val="60249D94"/>
@@ -9412,7 +9562,7 @@
       </w:rPr>
     </w:lvl>
   </w:abstractNum>
-  <w:abstractNum w:abstractNumId="11">
+  <w:abstractNum w:abstractNumId="12">
     <w:nsid w:val="67126BFC"/>
     <w:multiLevelType w:val="hybridMultilevel"/>
     <w:tmpl w:val="DF962B32"/>
@@ -9525,7 +9675,7 @@
       </w:rPr>
     </w:lvl>
   </w:abstractNum>
-  <w:abstractNum w:abstractNumId="12">
+  <w:abstractNum w:abstractNumId="13">
     <w:nsid w:val="69787904"/>
     <w:multiLevelType w:val="multilevel"/>
     <w:tmpl w:val="BF86123A"/>
@@ -9674,7 +9824,7 @@
       </w:rPr>
     </w:lvl>
   </w:abstractNum>
-  <w:abstractNum w:abstractNumId="13">
+  <w:abstractNum w:abstractNumId="14">
     <w:nsid w:val="6ABE4C33"/>
     <w:multiLevelType w:val="hybridMultilevel"/>
     <w:tmpl w:val="13642E4A"/>
@@ -9787,7 +9937,7 @@
       </w:rPr>
     </w:lvl>
   </w:abstractNum>
-  <w:abstractNum w:abstractNumId="14">
+  <w:abstractNum w:abstractNumId="15">
     <w:nsid w:val="6E870B73"/>
     <w:multiLevelType w:val="hybridMultilevel"/>
     <w:tmpl w:val="DFDA3C3A"/>
@@ -9900,7 +10050,7 @@
       </w:rPr>
     </w:lvl>
   </w:abstractNum>
-  <w:abstractNum w:abstractNumId="15">
+  <w:abstractNum w:abstractNumId="16">
     <w:nsid w:val="6F571B77"/>
     <w:multiLevelType w:val="hybridMultilevel"/>
     <w:tmpl w:val="9DD8E73C"/>
@@ -10014,10 +10164,10 @@
     </w:lvl>
   </w:abstractNum>
   <w:num w:numId="1">
-    <w:abstractNumId w:val="15"/>
+    <w:abstractNumId w:val="16"/>
   </w:num>
   <w:num w:numId="2">
-    <w:abstractNumId w:val="12"/>
+    <w:abstractNumId w:val="13"/>
   </w:num>
   <w:num w:numId="3">
     <w:abstractNumId w:val="4"/>
@@ -10032,34 +10182,37 @@
     <w:abstractNumId w:val="1"/>
   </w:num>
   <w:num w:numId="7">
-    <w:abstractNumId w:val="9"/>
+    <w:abstractNumId w:val="10"/>
   </w:num>
   <w:num w:numId="8">
-    <w:abstractNumId w:val="7"/>
+    <w:abstractNumId w:val="8"/>
   </w:num>
   <w:num w:numId="9">
-    <w:abstractNumId w:val="6"/>
+    <w:abstractNumId w:val="7"/>
   </w:num>
   <w:num w:numId="10">
     <w:abstractNumId w:val="5"/>
   </w:num>
   <w:num w:numId="11">
-    <w:abstractNumId w:val="10"/>
+    <w:abstractNumId w:val="11"/>
   </w:num>
   <w:num w:numId="12">
-    <w:abstractNumId w:val="11"/>
+    <w:abstractNumId w:val="12"/>
   </w:num>
   <w:num w:numId="13">
     <w:abstractNumId w:val="0"/>
   </w:num>
   <w:num w:numId="14">
-    <w:abstractNumId w:val="13"/>
+    <w:abstractNumId w:val="14"/>
   </w:num>
   <w:num w:numId="15">
-    <w:abstractNumId w:val="8"/>
+    <w:abstractNumId w:val="9"/>
   </w:num>
   <w:num w:numId="16">
-    <w:abstractNumId w:val="14"/>
+    <w:abstractNumId w:val="15"/>
+  </w:num>
+  <w:num w:numId="17">
+    <w:abstractNumId w:val="6"/>
   </w:num>
   <w:numIdMacAtCleanup w:val="11"/>
 </w:numbering>
@@ -11158,7 +11311,7 @@
   <a:extraClrSchemeLst/>
   <a:extLst>
     <a:ext uri="{05A4C25C-085E-4340-85A3-A5531E510DB2}">
-      <thm15:themeFamily xmlns="" xmlns:thm15="http://schemas.microsoft.com/office/thememl/2012/main" name="Office Theme" id="{62F939B6-93AF-4DB8-9C6B-D6C7DFDC589F}" vid="{4A3C46E8-61CC-4603-A589-7422A47A8E4A}"/>
+      <thm15:themeFamily xmlns:thm15="http://schemas.microsoft.com/office/thememl/2012/main" xmlns="" name="Office Theme" id="{62F939B6-93AF-4DB8-9C6B-D6C7DFDC589F}" vid="{4A3C46E8-61CC-4603-A589-7422A47A8E4A}"/>
     </a:ext>
   </a:extLst>
 </a:theme>
@@ -11169,7 +11322,7 @@
 </file>
 
 <file path=customXml/itemProps1.xml><?xml version="1.0" encoding="utf-8"?>
-<ds:datastoreItem xmlns:ds="http://schemas.openxmlformats.org/officeDocument/2006/customXml" ds:itemID="{80C544B0-57C1-49AA-92E1-DCA889F03B8B}">
+<ds:datastoreItem xmlns:ds="http://schemas.openxmlformats.org/officeDocument/2006/customXml" ds:itemID="{20C88884-98EE-4952-8266-B1C39104F74B}">
   <ds:schemaRefs>
     <ds:schemaRef ds:uri="http://schemas.openxmlformats.org/officeDocument/2006/bibliography"/>
   </ds:schemaRefs>
